--- a/DxPS_Installation_and_Running_Guide.docx
+++ b/DxPS_Installation_and_Running_Guide.docx
@@ -352,7 +352,7 @@
                 <w:rFonts w:eastAsia="Calibri"/>
                 <w:sz w:val="17"/>
               </w:rPr>
-              <w:t>1.0</w:t>
+              <w:t>1.1</w:t>
             </w:r>
           </w:p>
         </w:tc>
@@ -385,7 +385,7 @@
                 <w:rFonts w:eastAsia="Calibri"/>
                 <w:sz w:val="17"/>
               </w:rPr>
-              <w:t>06 October 2026</w:t>
+              <w:t>07 October 2026</w:t>
             </w:r>
           </w:p>
         </w:tc>
@@ -420,7 +420,7 @@
                 <w:rFonts w:eastAsia="Calibri"/>
                 <w:sz w:val="17"/>
               </w:rPr>
-              <w:t>dxps source package of the same date; Go 1.26.6, PostgreSQL 18, Apache Kafka 4.3.1</w:t>
+              <w:t>DxPS release 1.0.0; Go 1.26.6, PostgreSQL 18, Apache Kafka 4.3.1</w:t>
             </w:r>
           </w:p>
         </w:tc>
@@ -470,7 +470,7 @@
       <w:r>
         <w:fldChar w:fldCharType="separate"/>
       </w:r>
-      <w:hyperlink w:anchor="_Toc242216704" w:history="1">
+      <w:hyperlink w:anchor="_Toc242270645" w:history="1">
         <w:r>
           <w:rPr>
             <w:rStyle w:val="Hyperlink"/>
@@ -497,7 +497,7 @@
             <w:noProof/>
             <w:webHidden/>
           </w:rPr>
-          <w:instrText xml:space="preserve"> PAGEREF _Toc242216704 \h </w:instrText>
+          <w:instrText xml:space="preserve"> PAGEREF _Toc242270645 \h </w:instrText>
         </w:r>
         <w:r>
           <w:rPr>
@@ -538,7 +538,7 @@
           <w:noProof/>
         </w:rPr>
       </w:pPr>
-      <w:hyperlink w:anchor="_Toc242216705" w:history="1">
+      <w:hyperlink w:anchor="_Toc242270646" w:history="1">
         <w:r>
           <w:rPr>
             <w:rStyle w:val="Hyperlink"/>
@@ -565,7 +565,7 @@
             <w:noProof/>
             <w:webHidden/>
           </w:rPr>
-          <w:instrText xml:space="preserve"> PAGEREF _Toc242216705 \h </w:instrText>
+          <w:instrText xml:space="preserve"> PAGEREF _Toc242270646 \h </w:instrText>
         </w:r>
         <w:r>
           <w:rPr>
@@ -606,7 +606,7 @@
           <w:noProof/>
         </w:rPr>
       </w:pPr>
-      <w:hyperlink w:anchor="_Toc242216706" w:history="1">
+      <w:hyperlink w:anchor="_Toc242270647" w:history="1">
         <w:r>
           <w:rPr>
             <w:rStyle w:val="Hyperlink"/>
@@ -633,7 +633,7 @@
             <w:noProof/>
             <w:webHidden/>
           </w:rPr>
-          <w:instrText xml:space="preserve"> PAGEREF _Toc242216706 \h </w:instrText>
+          <w:instrText xml:space="preserve"> PAGEREF _Toc242270647 \h </w:instrText>
         </w:r>
         <w:r>
           <w:rPr>
@@ -674,7 +674,7 @@
           <w:noProof/>
         </w:rPr>
       </w:pPr>
-      <w:hyperlink w:anchor="_Toc242216707" w:history="1">
+      <w:hyperlink w:anchor="_Toc242270648" w:history="1">
         <w:r>
           <w:rPr>
             <w:rStyle w:val="Hyperlink"/>
@@ -701,7 +701,7 @@
             <w:noProof/>
             <w:webHidden/>
           </w:rPr>
-          <w:instrText xml:space="preserve"> PAGEREF _Toc242216707 \h </w:instrText>
+          <w:instrText xml:space="preserve"> PAGEREF _Toc242270648 \h </w:instrText>
         </w:r>
         <w:r>
           <w:rPr>
@@ -742,7 +742,7 @@
           <w:noProof/>
         </w:rPr>
       </w:pPr>
-      <w:hyperlink w:anchor="_Toc242216708" w:history="1">
+      <w:hyperlink w:anchor="_Toc242270649" w:history="1">
         <w:r>
           <w:rPr>
             <w:rStyle w:val="Hyperlink"/>
@@ -769,7 +769,7 @@
             <w:noProof/>
             <w:webHidden/>
           </w:rPr>
-          <w:instrText xml:space="preserve"> PAGEREF _Toc242216708 \h </w:instrText>
+          <w:instrText xml:space="preserve"> PAGEREF _Toc242270649 \h </w:instrText>
         </w:r>
         <w:r>
           <w:rPr>
@@ -810,7 +810,7 @@
           <w:noProof/>
         </w:rPr>
       </w:pPr>
-      <w:hyperlink w:anchor="_Toc242216709" w:history="1">
+      <w:hyperlink w:anchor="_Toc242270650" w:history="1">
         <w:r>
           <w:rPr>
             <w:rStyle w:val="Hyperlink"/>
@@ -837,7 +837,7 @@
             <w:noProof/>
             <w:webHidden/>
           </w:rPr>
-          <w:instrText xml:space="preserve"> PAGEREF _Toc242216709 \h </w:instrText>
+          <w:instrText xml:space="preserve"> PAGEREF _Toc242270650 \h </w:instrText>
         </w:r>
         <w:r>
           <w:rPr>
@@ -878,7 +878,7 @@
           <w:noProof/>
         </w:rPr>
       </w:pPr>
-      <w:hyperlink w:anchor="_Toc242216710" w:history="1">
+      <w:hyperlink w:anchor="_Toc242270651" w:history="1">
         <w:r>
           <w:rPr>
             <w:rStyle w:val="Hyperlink"/>
@@ -905,7 +905,7 @@
             <w:noProof/>
             <w:webHidden/>
           </w:rPr>
-          <w:instrText xml:space="preserve"> PAGEREF _Toc242216710 \h </w:instrText>
+          <w:instrText xml:space="preserve"> PAGEREF _Toc242270651 \h </w:instrText>
         </w:r>
         <w:r>
           <w:rPr>
@@ -946,7 +946,7 @@
           <w:noProof/>
         </w:rPr>
       </w:pPr>
-      <w:hyperlink w:anchor="_Toc242216711" w:history="1">
+      <w:hyperlink w:anchor="_Toc242270652" w:history="1">
         <w:r>
           <w:rPr>
             <w:rStyle w:val="Hyperlink"/>
@@ -973,7 +973,7 @@
             <w:noProof/>
             <w:webHidden/>
           </w:rPr>
-          <w:instrText xml:space="preserve"> PAGEREF _Toc242216711 \h </w:instrText>
+          <w:instrText xml:space="preserve"> PAGEREF _Toc242270652 \h </w:instrText>
         </w:r>
         <w:r>
           <w:rPr>
@@ -1014,7 +1014,7 @@
           <w:noProof/>
         </w:rPr>
       </w:pPr>
-      <w:hyperlink w:anchor="_Toc242216712" w:history="1">
+      <w:hyperlink w:anchor="_Toc242270653" w:history="1">
         <w:r>
           <w:rPr>
             <w:rStyle w:val="Hyperlink"/>
@@ -1041,7 +1041,7 @@
             <w:noProof/>
             <w:webHidden/>
           </w:rPr>
-          <w:instrText xml:space="preserve"> PAGEREF _Toc242216712 \h </w:instrText>
+          <w:instrText xml:space="preserve"> PAGEREF _Toc242270653 \h </w:instrText>
         </w:r>
         <w:r>
           <w:rPr>
@@ -1082,7 +1082,7 @@
           <w:noProof/>
         </w:rPr>
       </w:pPr>
-      <w:hyperlink w:anchor="_Toc242216713" w:history="1">
+      <w:hyperlink w:anchor="_Toc242270654" w:history="1">
         <w:r>
           <w:rPr>
             <w:rStyle w:val="Hyperlink"/>
@@ -1109,7 +1109,7 @@
             <w:noProof/>
             <w:webHidden/>
           </w:rPr>
-          <w:instrText xml:space="preserve"> PAGEREF _Toc242216713 \h </w:instrText>
+          <w:instrText xml:space="preserve"> PAGEREF _Toc242270654 \h </w:instrText>
         </w:r>
         <w:r>
           <w:rPr>
@@ -1150,7 +1150,7 @@
           <w:noProof/>
         </w:rPr>
       </w:pPr>
-      <w:hyperlink w:anchor="_Toc242216714" w:history="1">
+      <w:hyperlink w:anchor="_Toc242270655" w:history="1">
         <w:r>
           <w:rPr>
             <w:rStyle w:val="Hyperlink"/>
@@ -1177,7 +1177,7 @@
             <w:noProof/>
             <w:webHidden/>
           </w:rPr>
-          <w:instrText xml:space="preserve"> PAGEREF _Toc242216714 \h </w:instrText>
+          <w:instrText xml:space="preserve"> PAGEREF _Toc242270655 \h </w:instrText>
         </w:r>
         <w:r>
           <w:rPr>
@@ -1218,7 +1218,7 @@
           <w:noProof/>
         </w:rPr>
       </w:pPr>
-      <w:hyperlink w:anchor="_Toc242216715" w:history="1">
+      <w:hyperlink w:anchor="_Toc242270656" w:history="1">
         <w:r>
           <w:rPr>
             <w:rStyle w:val="Hyperlink"/>
@@ -1245,7 +1245,7 @@
             <w:noProof/>
             <w:webHidden/>
           </w:rPr>
-          <w:instrText xml:space="preserve"> PAGEREF _Toc242216715 \h </w:instrText>
+          <w:instrText xml:space="preserve"> PAGEREF _Toc242270656 \h </w:instrText>
         </w:r>
         <w:r>
           <w:rPr>
@@ -1286,7 +1286,7 @@
           <w:noProof/>
         </w:rPr>
       </w:pPr>
-      <w:hyperlink w:anchor="_Toc242216716" w:history="1">
+      <w:hyperlink w:anchor="_Toc242270657" w:history="1">
         <w:r>
           <w:rPr>
             <w:rStyle w:val="Hyperlink"/>
@@ -1313,7 +1313,7 @@
             <w:noProof/>
             <w:webHidden/>
           </w:rPr>
-          <w:instrText xml:space="preserve"> PAGEREF _Toc242216716 \h </w:instrText>
+          <w:instrText xml:space="preserve"> PAGEREF _Toc242270657 \h </w:instrText>
         </w:r>
         <w:r>
           <w:rPr>
@@ -1354,7 +1354,7 @@
           <w:noProof/>
         </w:rPr>
       </w:pPr>
-      <w:hyperlink w:anchor="_Toc242216717" w:history="1">
+      <w:hyperlink w:anchor="_Toc242270658" w:history="1">
         <w:r>
           <w:rPr>
             <w:rStyle w:val="Hyperlink"/>
@@ -1381,7 +1381,7 @@
             <w:noProof/>
             <w:webHidden/>
           </w:rPr>
-          <w:instrText xml:space="preserve"> PAGEREF _Toc242216717 \h </w:instrText>
+          <w:instrText xml:space="preserve"> PAGEREF _Toc242270658 \h </w:instrText>
         </w:r>
         <w:r>
           <w:rPr>
@@ -1422,7 +1422,7 @@
           <w:noProof/>
         </w:rPr>
       </w:pPr>
-      <w:hyperlink w:anchor="_Toc242216718" w:history="1">
+      <w:hyperlink w:anchor="_Toc242270659" w:history="1">
         <w:r>
           <w:rPr>
             <w:rStyle w:val="Hyperlink"/>
@@ -1449,7 +1449,7 @@
             <w:noProof/>
             <w:webHidden/>
           </w:rPr>
-          <w:instrText xml:space="preserve"> PAGEREF _Toc242216718 \h </w:instrText>
+          <w:instrText xml:space="preserve"> PAGEREF _Toc242270659 \h </w:instrText>
         </w:r>
         <w:r>
           <w:rPr>
@@ -1494,7 +1494,7 @@
       <w:pPr>
         <w:pStyle w:val="Heading1"/>
       </w:pPr>
-      <w:bookmarkStart w:id="0" w:name="_Toc242216704"/>
+      <w:bookmarkStart w:id="0" w:name="_Toc242270645"/>
       <w:r>
         <w:rPr>
           <w:color w:val="1E3A8A"/>
@@ -1997,7 +1997,7 @@
       <w:pPr>
         <w:pStyle w:val="Heading1"/>
       </w:pPr>
-      <w:bookmarkStart w:id="1" w:name="_Toc242216705"/>
+      <w:bookmarkStart w:id="1" w:name="_Toc242270646"/>
       <w:r>
         <w:rPr>
           <w:color w:val="1E3A8A"/>
@@ -2812,7 +2812,7 @@
       <w:pPr>
         <w:pStyle w:val="Heading1"/>
       </w:pPr>
-      <w:bookmarkStart w:id="2" w:name="_Toc242216706"/>
+      <w:bookmarkStart w:id="2" w:name="_Toc242270647"/>
       <w:r>
         <w:rPr>
           <w:color w:val="1E3A8A"/>
@@ -2823,6 +2823,18 @@
     </w:p>
     <w:p>
       <w:pPr>
+        <w:spacing w:after="80"/>
+      </w:pPr>
+      <w:r>
+        <w:rPr>
+          <w:rFonts w:eastAsia="Calibri"/>
+          <w:sz w:val="21"/>
+        </w:rPr>
+        <w:t>The release (GitHub release v&lt;version&gt;, or the DxPS_Delivery_&lt;date&gt; folder) contains:</w:t>
+      </w:r>
+    </w:p>
+    <w:p>
+      <w:pPr>
         <w:shd w:val="clear" w:color="auto" w:fill="F3F4F6"/>
         <w:spacing w:before="60" w:after="120"/>
         <w:ind w:left="144"/>
@@ -2832,7 +2844,7 @@
           <w:rFonts w:ascii="Consolas" w:eastAsia="Consolas" w:hAnsi="Consolas"/>
           <w:sz w:val="16"/>
         </w:rPr>
-        <w:t>DxPS_Delivery_&lt;date&gt;/</w:t>
+        <w:t>dxps-&lt;version&gt;-windows.zip        Windows bundle (source, scripts, manuals)</w:t>
       </w:r>
       <w:r>
         <w:rPr>
@@ -2840,7 +2852,7 @@
           <w:sz w:val="16"/>
         </w:rPr>
         <w:br/>
-        <w:t xml:space="preserve">  README.txt                       start here</w:t>
+        <w:t>dxps-&lt;version&gt;-ubuntu.tar.gz      Ubuntu / macOS bundle (same content; scripts keep their execute bit)</w:t>
       </w:r>
       <w:r>
         <w:rPr>
@@ -2848,15 +2860,13 @@
           <w:sz w:val="16"/>
         </w:rPr>
         <w:br/>
-        <w:t xml:space="preserve">  SHA256SUMS.txt                   checksums of every file in the package</w:t>
       </w:r>
       <w:r>
         <w:rPr>
           <w:rFonts w:ascii="Consolas" w:eastAsia="Consolas" w:hAnsi="Consolas"/>
           <w:sz w:val="16"/>
         </w:rPr>
-        <w:br/>
-        <w:t xml:space="preserve">  dxps-source-&lt;date&gt;.zip           source for Windows (CRLF-safe)</w:t>
+        <w:t>dxps-&lt;version&gt;-evidence.zip       test evidence: tests.json, coverage, probes, govulncheck, gosec, payload traces</w:t>
       </w:r>
       <w:r>
         <w:rPr>
@@ -2864,7 +2874,7 @@
           <w:sz w:val="16"/>
         </w:rPr>
         <w:br/>
-        <w:t xml:space="preserve">  dxps-source-&lt;date&gt;.tar.gz        source for Ubuntu/macOS (scripts keep their execute bit)</w:t>
+        <w:t>SHA256SUMS.txt                    checksums of the files above</w:t>
       </w:r>
       <w:r>
         <w:rPr>
@@ -2872,22 +2882,23 @@
           <w:sz w:val="16"/>
         </w:rPr>
         <w:br/>
-        <w:t xml:space="preserve">  docs/</w:t>
       </w:r>
       <w:r>
         <w:rPr>
           <w:rFonts w:ascii="Consolas" w:eastAsia="Consolas" w:hAnsi="Consolas"/>
           <w:sz w:val="16"/>
         </w:rPr>
+        <w:lastRenderedPageBreak/>
         <w:br/>
+        <w:t>dxps/ (inside each bundle)</w:t>
       </w:r>
       <w:r>
         <w:rPr>
           <w:rFonts w:ascii="Consolas" w:eastAsia="Consolas" w:hAnsi="Consolas"/>
           <w:sz w:val="16"/>
         </w:rPr>
-        <w:lastRenderedPageBreak/>
-        <w:t xml:space="preserve">    DxPS_TO-BE_HLD_LLD.docx/.pdf             design (HLD + LLD)</w:t>
+        <w:br/>
+        <w:t xml:space="preserve">  RELEASE.txt  start here: contents and quick start for the platform</w:t>
       </w:r>
       <w:r>
         <w:rPr>
@@ -2895,7 +2906,7 @@
           <w:sz w:val="16"/>
         </w:rPr>
         <w:br/>
-        <w:t xml:space="preserve">    DxPS_Test_Cases_and_Results.docx/.pdf    test cases, results, security, payloads</w:t>
+        <w:t xml:space="preserve">  cmd/         gateway orchestrator adapter eventhub netsim dashboard dxpsctl</w:t>
       </w:r>
       <w:r>
         <w:rPr>
@@ -2903,7 +2914,7 @@
           <w:sz w:val="16"/>
         </w:rPr>
         <w:br/>
-        <w:t xml:space="preserve">    DxPS_Installation_and_Running_Guide.docx/.pdf   this guide</w:t>
+        <w:t xml:space="preserve">  internal/    24 packages (catalog, planner, saga, bus, store, ...) with their tests</w:t>
       </w:r>
       <w:r>
         <w:rPr>
@@ -2911,7 +2922,7 @@
           <w:sz w:val="16"/>
         </w:rPr>
         <w:br/>
-        <w:t xml:space="preserve">  evidence/                        tests.json, coverage, probes, govulncheck, gosec, payload traces</w:t>
+        <w:t xml:space="preserve">  scripts/     *.ps1 for Windows, *.sh for Ubuntu and macOS</w:t>
       </w:r>
       <w:r>
         <w:rPr>
@@ -2925,8 +2936,7 @@
           <w:rFonts w:ascii="Consolas" w:eastAsia="Consolas" w:hAnsi="Consolas"/>
           <w:sz w:val="16"/>
         </w:rPr>
-        <w:br/>
-        <w:t>dxps/ (inside the source archive)</w:t>
+        <w:t xml:space="preserve">  docs/manuals/  HLD+LLD, Test Cases and Results, Components and Data Guide, this guide (docx + pdf)</w:t>
       </w:r>
       <w:r>
         <w:rPr>
@@ -2934,37 +2944,7 @@
           <w:sz w:val="16"/>
         </w:rPr>
         <w:br/>
-        <w:t xml:space="preserve">  cmd/        gateway orchestrator adapter eventhub netsim dashboard dxpsctl</w:t>
-      </w:r>
-      <w:r>
-        <w:rPr>
-          <w:rFonts w:ascii="Consolas" w:eastAsia="Consolas" w:hAnsi="Consolas"/>
-          <w:sz w:val="16"/>
-        </w:rPr>
-        <w:br/>
-        <w:t xml:space="preserve">  internal/   24 packages (catalog, planner, saga, bus, store, ...) with their tests</w:t>
-      </w:r>
-      <w:r>
-        <w:rPr>
-          <w:rFonts w:ascii="Consolas" w:eastAsia="Consolas" w:hAnsi="Consolas"/>
-          <w:sz w:val="16"/>
-        </w:rPr>
-        <w:br/>
-      </w:r>
-      <w:r>
-        <w:rPr>
-          <w:rFonts w:ascii="Consolas" w:eastAsia="Consolas" w:hAnsi="Consolas"/>
-          <w:sz w:val="16"/>
-        </w:rPr>
-        <w:t xml:space="preserve">  scripts/    *.ps1 for Windows, *.sh for Ubuntu and macOS</w:t>
-      </w:r>
-      <w:r>
-        <w:rPr>
-          <w:rFonts w:ascii="Consolas" w:eastAsia="Consolas" w:hAnsi="Consolas"/>
-          <w:sz w:val="16"/>
-        </w:rPr>
-        <w:br/>
-        <w:t xml:space="preserve">  INSTALL.md  this guide in Markdown</w:t>
+        <w:t xml:space="preserve">  INSTALL.md   this guide in Markdown</w:t>
       </w:r>
     </w:p>
     <w:p>
@@ -3497,7 +3477,7 @@
       <w:pPr>
         <w:pStyle w:val="Heading1"/>
       </w:pPr>
-      <w:bookmarkStart w:id="3" w:name="_Toc242216707"/>
+      <w:bookmarkStart w:id="3" w:name="_Toc242270648"/>
       <w:r>
         <w:rPr>
           <w:color w:val="1E3A8A"/>
@@ -3536,7 +3516,7 @@
           <w:rFonts w:eastAsia="Calibri"/>
           <w:sz w:val="21"/>
         </w:rPr>
-        <w:t>Extract dxps-source-&lt;date&gt;.zip, for example to C:\dxps. Open Windows PowerShell in that folder (the folder that contains go.mod) and allow local scripts for this window only.</w:t>
+        <w:t>Extract dxps-&lt;version&gt;-windows.zip, for example to C:\ (it creates C:\dxps). Open Windows PowerShell in that folder (the folder that contains go.mod) and allow local scripts for this window only.</w:t>
       </w:r>
     </w:p>
     <w:p>
@@ -3558,6 +3538,12 @@
           <w:sz w:val="17"/>
         </w:rPr>
         <w:br/>
+      </w:r>
+      <w:r>
+        <w:rPr>
+          <w:rFonts w:ascii="Consolas" w:eastAsia="Consolas" w:hAnsi="Consolas"/>
+          <w:sz w:val="17"/>
+        </w:rPr>
         <w:t>Set-ExecutionPolicy -Scope Process -ExecutionPolicy Bypass</w:t>
       </w:r>
     </w:p>
@@ -3847,7 +3833,7 @@
       <w:pPr>
         <w:pStyle w:val="Heading1"/>
       </w:pPr>
-      <w:bookmarkStart w:id="4" w:name="_Toc242216708"/>
+      <w:bookmarkStart w:id="4" w:name="_Toc242270649"/>
       <w:r>
         <w:rPr>
           <w:color w:val="1E3A8A"/>
@@ -3900,7 +3886,7 @@
           <w:rFonts w:ascii="Consolas" w:eastAsia="Consolas" w:hAnsi="Consolas"/>
           <w:sz w:val="17"/>
         </w:rPr>
-        <w:t>mkdir -p ~/dxps &amp;&amp; tar -xzf dxps-source-&lt;date&gt;.tar.gz -C ~/dxps --strip-components=1</w:t>
+        <w:t>mkdir -p ~/dxps &amp;&amp; tar -xzf dxps-&lt;version&gt;-ubuntu.tar.gz -C ~/dxps --strip-components=1</w:t>
       </w:r>
       <w:r>
         <w:rPr>
@@ -4170,7 +4156,7 @@
       <w:pPr>
         <w:pStyle w:val="Heading1"/>
       </w:pPr>
-      <w:bookmarkStart w:id="5" w:name="_Toc242216709"/>
+      <w:bookmarkStart w:id="5" w:name="_Toc242270650"/>
       <w:r>
         <w:rPr>
           <w:color w:val="1E3A8A"/>
@@ -4256,6 +4242,18 @@
     </w:p>
     <w:p>
       <w:pPr>
+        <w:spacing w:after="80"/>
+      </w:pPr>
+      <w:r>
+        <w:rPr>
+          <w:rFonts w:eastAsia="Calibri"/>
+          <w:sz w:val="21"/>
+        </w:rPr>
+        <w:t>Use the Ubuntu bundle; it is the same for macOS.</w:t>
+      </w:r>
+    </w:p>
+    <w:p>
+      <w:pPr>
         <w:shd w:val="clear" w:color="auto" w:fill="F3F4F6"/>
         <w:spacing w:before="60" w:after="120"/>
         <w:ind w:left="144"/>
@@ -4265,7 +4263,7 @@
           <w:rFonts w:ascii="Consolas" w:eastAsia="Consolas" w:hAnsi="Consolas"/>
           <w:sz w:val="17"/>
         </w:rPr>
-        <w:t>mkdir -p ~/dxps &amp;&amp; tar -xzf dxps-source-&lt;date&gt;.tar.gz -C ~/dxps --strip-components=1</w:t>
+        <w:t>mkdir -p ~/dxps &amp;&amp; tar -xzf dxps-&lt;version&gt;-ubuntu.tar.gz -C ~/dxps --strip-components=1</w:t>
       </w:r>
       <w:r>
         <w:rPr>
@@ -4523,6 +4521,12 @@
           <w:sz w:val="17"/>
         </w:rPr>
         <w:br/>
+      </w:r>
+      <w:r>
+        <w:rPr>
+          <w:rFonts w:ascii="Consolas" w:eastAsia="Consolas" w:hAnsi="Consolas"/>
+          <w:sz w:val="17"/>
+        </w:rPr>
         <w:t>bash scripts/run-all.sh --no-build</w:t>
       </w:r>
     </w:p>
@@ -4535,7 +4539,7 @@
       <w:pPr>
         <w:pStyle w:val="Heading1"/>
       </w:pPr>
-      <w:bookmarkStart w:id="6" w:name="_Toc242216710"/>
+      <w:bookmarkStart w:id="6" w:name="_Toc242270651"/>
       <w:r>
         <w:rPr>
           <w:color w:val="1E3A8A"/>
@@ -4549,7 +4553,7 @@
       <w:pPr>
         <w:pStyle w:val="Heading2"/>
       </w:pPr>
-      <w:bookmarkStart w:id="7" w:name="_Toc242216711"/>
+      <w:bookmarkStart w:id="7" w:name="_Toc242270652"/>
       <w:r>
         <w:rPr>
           <w:color w:val="1E3A8A"/>
@@ -4645,20 +4649,20 @@
           <w:sz w:val="16"/>
         </w:rPr>
         <w:br/>
-        <w:t xml:space="preserve">      "serviceCharacteristic": [</w:t>
       </w:r>
       <w:r>
         <w:rPr>
           <w:rFonts w:ascii="Consolas" w:eastAsia="Consolas" w:hAnsi="Consolas"/>
           <w:sz w:val="16"/>
         </w:rPr>
-        <w:br/>
+        <w:t xml:space="preserve">      "serviceCharacteristic": [</w:t>
       </w:r>
       <w:r>
         <w:rPr>
           <w:rFonts w:ascii="Consolas" w:eastAsia="Consolas" w:hAnsi="Consolas"/>
           <w:sz w:val="16"/>
         </w:rPr>
+        <w:br/>
         <w:t xml:space="preserve">        {"name": "supi",   "value": "imsi-416770000004321"},</w:t>
       </w:r>
       <w:r>
@@ -4884,7 +4888,7 @@
       <w:pPr>
         <w:pStyle w:val="Heading2"/>
       </w:pPr>
-      <w:bookmarkStart w:id="8" w:name="_Toc242216712"/>
+      <w:bookmarkStart w:id="8" w:name="_Toc242270653"/>
       <w:r>
         <w:rPr>
           <w:color w:val="1E3A8A"/>
@@ -5212,7 +5216,7 @@
       <w:pPr>
         <w:pStyle w:val="Heading2"/>
       </w:pPr>
-      <w:bookmarkStart w:id="9" w:name="_Toc242216713"/>
+      <w:bookmarkStart w:id="9" w:name="_Toc242270654"/>
       <w:r>
         <w:rPr>
           <w:color w:val="1E3A8A"/>
@@ -5519,7 +5523,7 @@
       <w:pPr>
         <w:pStyle w:val="Heading2"/>
       </w:pPr>
-      <w:bookmarkStart w:id="10" w:name="_Toc242216714"/>
+      <w:bookmarkStart w:id="10" w:name="_Toc242270655"/>
       <w:r>
         <w:rPr>
           <w:color w:val="1E3A8A"/>
@@ -5544,7 +5548,7 @@
       <w:pPr>
         <w:pStyle w:val="Heading1"/>
       </w:pPr>
-      <w:bookmarkStart w:id="11" w:name="_Toc242216715"/>
+      <w:bookmarkStart w:id="11" w:name="_Toc242270656"/>
       <w:r>
         <w:rPr>
           <w:color w:val="1E3A8A"/>
@@ -6019,7 +6023,7 @@
       <w:pPr>
         <w:pStyle w:val="Heading1"/>
       </w:pPr>
-      <w:bookmarkStart w:id="12" w:name="_Toc242216716"/>
+      <w:bookmarkStart w:id="12" w:name="_Toc242270657"/>
       <w:r>
         <w:rPr>
           <w:color w:val="1E3A8A"/>
@@ -6428,7 +6432,7 @@
       <w:pPr>
         <w:pStyle w:val="Heading1"/>
       </w:pPr>
-      <w:bookmarkStart w:id="13" w:name="_Toc242216717"/>
+      <w:bookmarkStart w:id="13" w:name="_Toc242270658"/>
       <w:r>
         <w:rPr>
           <w:color w:val="1E3A8A"/>
@@ -6494,7 +6498,7 @@
       <w:pPr>
         <w:pStyle w:val="Heading1"/>
       </w:pPr>
-      <w:bookmarkStart w:id="14" w:name="_Toc242216718"/>
+      <w:bookmarkStart w:id="14" w:name="_Toc242270659"/>
       <w:r>
         <w:rPr>
           <w:color w:val="1E3A8A"/>
@@ -6861,31 +6865,31 @@
       </w:rPr>
     </w:lvl>
   </w:abstractNum>
-  <w:num w:numId="1" w16cid:durableId="347102153">
+  <w:num w:numId="1" w16cid:durableId="1777409439">
     <w:abstractNumId w:val="8"/>
   </w:num>
-  <w:num w:numId="2" w16cid:durableId="456143814">
+  <w:num w:numId="2" w16cid:durableId="947276720">
     <w:abstractNumId w:val="6"/>
   </w:num>
-  <w:num w:numId="3" w16cid:durableId="584605866">
+  <w:num w:numId="3" w16cid:durableId="729109179">
     <w:abstractNumId w:val="5"/>
   </w:num>
-  <w:num w:numId="4" w16cid:durableId="2008945132">
+  <w:num w:numId="4" w16cid:durableId="236670944">
     <w:abstractNumId w:val="4"/>
   </w:num>
-  <w:num w:numId="5" w16cid:durableId="508175368">
+  <w:num w:numId="5" w16cid:durableId="1560439957">
     <w:abstractNumId w:val="7"/>
   </w:num>
-  <w:num w:numId="6" w16cid:durableId="1932152868">
+  <w:num w:numId="6" w16cid:durableId="1396976031">
     <w:abstractNumId w:val="3"/>
   </w:num>
-  <w:num w:numId="7" w16cid:durableId="220217612">
+  <w:num w:numId="7" w16cid:durableId="1725518225">
     <w:abstractNumId w:val="2"/>
   </w:num>
-  <w:num w:numId="8" w16cid:durableId="305865197">
+  <w:num w:numId="8" w16cid:durableId="1178420852">
     <w:abstractNumId w:val="1"/>
   </w:num>
-  <w:num w:numId="9" w16cid:durableId="24445311">
+  <w:num w:numId="9" w16cid:durableId="753555405">
     <w:abstractNumId w:val="0"/>
   </w:num>
 </w:numbering>
@@ -18280,7 +18284,7 @@
     <w:autoRedefine/>
     <w:uiPriority w:val="39"/>
     <w:unhideWhenUsed/>
-    <w:rsid w:val="002247DB"/>
+    <w:rsid w:val="00A638C8"/>
     <w:pPr>
       <w:spacing w:after="100"/>
     </w:pPr>
@@ -18292,7 +18296,7 @@
     <w:autoRedefine/>
     <w:uiPriority w:val="39"/>
     <w:unhideWhenUsed/>
-    <w:rsid w:val="002247DB"/>
+    <w:rsid w:val="00A638C8"/>
     <w:pPr>
       <w:spacing w:after="100"/>
       <w:ind w:left="200"/>
@@ -18303,7 +18307,7 @@
     <w:basedOn w:val="DefaultParagraphFont"/>
     <w:uiPriority w:val="99"/>
     <w:unhideWhenUsed/>
-    <w:rsid w:val="002247DB"/>
+    <w:rsid w:val="00A638C8"/>
     <w:rPr>
       <w:color w:val="0000FF" w:themeColor="hyperlink"/>
       <w:u w:val="single"/>

--- a/DxPS_Installation_and_Running_Guide.docx
+++ b/DxPS_Installation_and_Running_Guide.docx
@@ -1,6 +1,6 @@
 
 <file path=word/document.xml><?xml version="1.0" encoding="utf-8"?>
-<w:document xmlns:wpc="http://schemas.microsoft.com/office/word/2010/wordprocessingCanvas" xmlns:cx="http://schemas.microsoft.com/office/drawing/2014/chartex" xmlns:cx1="http://schemas.microsoft.com/office/drawing/2015/9/8/chartex" xmlns:cx2="http://schemas.microsoft.com/office/drawing/2015/10/21/chartex" xmlns:cx3="http://schemas.microsoft.com/office/drawing/2016/5/9/chartex" xmlns:cx4="http://schemas.microsoft.com/office/drawing/2016/5/10/chartex" xmlns:cx5="http://schemas.microsoft.com/office/drawing/2016/5/11/chartex" xmlns:cx6="http://schemas.microsoft.com/office/drawing/2016/5/12/chartex" xmlns:cx7="http://schemas.microsoft.com/office/drawing/2016/5/13/chartex" xmlns:cx8="http://schemas.microsoft.com/office/drawing/2016/5/14/chartex" xmlns:mc="http://schemas.openxmlformats.org/markup-compatibility/2006" xmlns:aink="http://schemas.microsoft.com/office/drawing/2016/ink" xmlns:am3d="http://schemas.microsoft.com/office/drawing/2017/model3d" xmlns:o="urn:schemas-microsoft-com:office:office" xmlns:oel="http://schemas.microsoft.com/office/2019/extlst" xmlns:r="http://schemas.openxmlformats.org/officeDocument/2006/relationships" xmlns:m="http://schemas.openxmlformats.org/officeDocument/2006/math" xmlns:v="urn:schemas-microsoft-com:vml" xmlns:wp14="http://schemas.microsoft.com/office/word/2010/wordprocessingDrawing" xmlns:wp="http://schemas.openxmlformats.org/drawingml/2006/wordprocessingDrawing" xmlns:w10="urn:schemas-microsoft-com:office:word" xmlns:w="http://schemas.openxmlformats.org/wordprocessingml/2006/main" xmlns:w14="http://schemas.microsoft.com/office/word/2010/wordml" xmlns:w15="http://schemas.microsoft.com/office/word/2012/wordml" xmlns:w16cex="http://schemas.microsoft.com/office/word/2018/wordml/cex" xmlns:w16cid="http://schemas.microsoft.com/office/word/2016/wordml/cid" xmlns:w16="http://schemas.microsoft.com/office/word/2018/wordml" xmlns:w16du="http://schemas.microsoft.com/office/word/2023/wordml/word16du" xmlns:w16sdtdh="http://schemas.microsoft.com/office/word/2020/wordml/sdtdatahash" xmlns:w16sdtfl="http://schemas.microsoft.com/office/word/2024/wordml/sdtformatlock" xmlns:w16se="http://schemas.microsoft.com/office/word/2015/wordml/symex" xmlns:wpg="http://schemas.microsoft.com/office/word/2010/wordprocessingGroup" xmlns:wpi="http://schemas.microsoft.com/office/word/2010/wordprocessingInk" xmlns:wne="http://schemas.microsoft.com/office/word/2006/wordml" xmlns:wps="http://schemas.microsoft.com/office/word/2010/wordprocessingShape" mc:Ignorable="w14 w15 w16se w16cid w16 w16cex w16sdtdh w16sdtfl w16du wp14">
+<w:document xmlns:wpc="http://schemas.microsoft.com/office/word/2010/wordprocessingCanvas" xmlns:cx="http://schemas.microsoft.com/office/drawing/2014/chartex" xmlns:cx1="http://schemas.microsoft.com/office/drawing/2015/9/8/chartex" xmlns:cx2="http://schemas.microsoft.com/office/drawing/2015/10/21/chartex" xmlns:cx3="http://schemas.microsoft.com/office/drawing/2016/5/9/chartex" xmlns:cx4="http://schemas.microsoft.com/office/drawing/2016/5/10/chartex" xmlns:cx5="http://schemas.microsoft.com/office/drawing/2016/5/11/chartex" xmlns:cx6="http://schemas.microsoft.com/office/drawing/2016/5/12/chartex" xmlns:cx7="http://schemas.microsoft.com/office/drawing/2016/5/13/chartex" xmlns:cx8="http://schemas.microsoft.com/office/drawing/2016/5/14/chartex" xmlns:mc="http://schemas.openxmlformats.org/markup-compatibility/2006" xmlns:m="http://schemas.openxmlformats.org/officeDocument/2006/math" xmlns:aink="http://schemas.microsoft.com/office/drawing/2016/ink" xmlns:am3d="http://schemas.microsoft.com/office/drawing/2017/model3d" xmlns:oel="http://schemas.microsoft.com/office/2019/extlst" xmlns:r="http://schemas.openxmlformats.org/officeDocument/2006/relationships" xmlns:wp14="http://schemas.microsoft.com/office/word/2010/wordprocessingDrawing" xmlns:wp="http://schemas.openxmlformats.org/drawingml/2006/wordprocessingDrawing" xmlns:wpg="http://schemas.microsoft.com/office/word/2010/wordprocessingGroup" xmlns:wpi="http://schemas.microsoft.com/office/word/2010/wordprocessingInk" xmlns:wps="http://schemas.microsoft.com/office/word/2010/wordprocessingShape" xmlns:o="urn:schemas-microsoft-com:office:office" xmlns:v="urn:schemas-microsoft-com:vml" xmlns:w10="urn:schemas-microsoft-com:office:word" xmlns:w="http://schemas.openxmlformats.org/wordprocessingml/2006/main" xmlns:w14="http://schemas.microsoft.com/office/word/2010/wordml" xmlns:w15="http://schemas.microsoft.com/office/word/2012/wordml" xmlns:w16cex="http://schemas.microsoft.com/office/word/2018/wordml/cex" xmlns:w16cid="http://schemas.microsoft.com/office/word/2016/wordml/cid" xmlns:w16="http://schemas.microsoft.com/office/word/2018/wordml" xmlns:w16sdtdh="http://schemas.microsoft.com/office/word/2020/wordml/sdtdatahash" xmlns:w16sdtfl="http://schemas.microsoft.com/office/word/2024/wordml/sdtformatlock" xmlns:w16se="http://schemas.microsoft.com/office/word/2015/wordml/symex" xmlns:w16du="http://schemas.microsoft.com/office/word/2023/wordml/word16du" xmlns:wne="http://schemas.microsoft.com/office/word/2006/wordml" mc:Ignorable="w14 w15 w16se w16cid w16 w16cex w16sdtdh w16sdtfl w16du wp14">
   <w:body>
     <w:p/>
     <w:p/>
@@ -352,7 +352,7 @@
                 <w:rFonts w:eastAsia="Calibri"/>
                 <w:sz w:val="17"/>
               </w:rPr>
-              <w:t>1.1</w:t>
+              <w:t>1.2</w:t>
             </w:r>
           </w:p>
         </w:tc>
@@ -385,7 +385,7 @@
                 <w:rFonts w:eastAsia="Calibri"/>
                 <w:sz w:val="17"/>
               </w:rPr>
-              <w:t>07 October 2026</w:t>
+              <w:t>17 October 2026</w:t>
             </w:r>
           </w:p>
         </w:tc>
@@ -420,7 +420,7 @@
                 <w:rFonts w:eastAsia="Calibri"/>
                 <w:sz w:val="17"/>
               </w:rPr>
-              <w:t>DxPS release 1.0.0; Go 1.26.6, PostgreSQL 18, Apache Kafka 4.3.1</w:t>
+              <w:t>DxPS release 1.0.0 with the DxPS console; Go 1.26.6, PostgreSQL 18, Apache Kafka 4.3.1, Node.js 22</w:t>
             </w:r>
           </w:p>
         </w:tc>
@@ -458,7 +458,13 @@
           <w:tab w:val="right" w:leader="dot" w:pos="10070"/>
         </w:tabs>
         <w:rPr>
+          <w:rFonts w:asciiTheme="minorHAnsi" w:hAnsiTheme="minorHAnsi"/>
           <w:noProof/>
+          <w:kern w:val="2"/>
+          <w:sz w:val="24"/>
+          <w:szCs w:val="24"/>
+          <w:lang w:val="en-CA"/>
+          <w14:ligatures w14:val="standardContextual"/>
         </w:rPr>
       </w:pPr>
       <w:r>
@@ -470,7 +476,7 @@
       <w:r>
         <w:fldChar w:fldCharType="separate"/>
       </w:r>
-      <w:hyperlink w:anchor="_Toc242270645" w:history="1">
+      <w:hyperlink w:anchor="_Toc243095557" w:history="1">
         <w:r>
           <w:rPr>
             <w:rStyle w:val="Hyperlink"/>
@@ -497,7 +503,7 @@
             <w:noProof/>
             <w:webHidden/>
           </w:rPr>
-          <w:instrText xml:space="preserve"> PAGEREF _Toc242270645 \h </w:instrText>
+          <w:instrText xml:space="preserve"> PAGEREF _Toc243095557 \h </w:instrText>
         </w:r>
         <w:r>
           <w:rPr>
@@ -535,10 +541,16 @@
           <w:tab w:val="right" w:leader="dot" w:pos="10070"/>
         </w:tabs>
         <w:rPr>
+          <w:rFonts w:asciiTheme="minorHAnsi" w:hAnsiTheme="minorHAnsi"/>
           <w:noProof/>
-        </w:rPr>
-      </w:pPr>
-      <w:hyperlink w:anchor="_Toc242270646" w:history="1">
+          <w:kern w:val="2"/>
+          <w:sz w:val="24"/>
+          <w:szCs w:val="24"/>
+          <w:lang w:val="en-CA"/>
+          <w14:ligatures w14:val="standardContextual"/>
+        </w:rPr>
+      </w:pPr>
+      <w:hyperlink w:anchor="_Toc243095558" w:history="1">
         <w:r>
           <w:rPr>
             <w:rStyle w:val="Hyperlink"/>
@@ -565,7 +577,7 @@
             <w:noProof/>
             <w:webHidden/>
           </w:rPr>
-          <w:instrText xml:space="preserve"> PAGEREF _Toc242270646 \h </w:instrText>
+          <w:instrText xml:space="preserve"> PAGEREF _Toc243095558 \h </w:instrText>
         </w:r>
         <w:r>
           <w:rPr>
@@ -603,10 +615,16 @@
           <w:tab w:val="right" w:leader="dot" w:pos="10070"/>
         </w:tabs>
         <w:rPr>
+          <w:rFonts w:asciiTheme="minorHAnsi" w:hAnsiTheme="minorHAnsi"/>
           <w:noProof/>
-        </w:rPr>
-      </w:pPr>
-      <w:hyperlink w:anchor="_Toc242270647" w:history="1">
+          <w:kern w:val="2"/>
+          <w:sz w:val="24"/>
+          <w:szCs w:val="24"/>
+          <w:lang w:val="en-CA"/>
+          <w14:ligatures w14:val="standardContextual"/>
+        </w:rPr>
+      </w:pPr>
+      <w:hyperlink w:anchor="_Toc243095559" w:history="1">
         <w:r>
           <w:rPr>
             <w:rStyle w:val="Hyperlink"/>
@@ -633,7 +651,7 @@
             <w:noProof/>
             <w:webHidden/>
           </w:rPr>
-          <w:instrText xml:space="preserve"> PAGEREF _Toc242270647 \h </w:instrText>
+          <w:instrText xml:space="preserve"> PAGEREF _Toc243095559 \h </w:instrText>
         </w:r>
         <w:r>
           <w:rPr>
@@ -653,7 +671,7 @@
             <w:noProof/>
             <w:webHidden/>
           </w:rPr>
-          <w:t>3</w:t>
+          <w:t>4</w:t>
         </w:r>
         <w:r>
           <w:rPr>
@@ -671,10 +689,16 @@
           <w:tab w:val="right" w:leader="dot" w:pos="10070"/>
         </w:tabs>
         <w:rPr>
+          <w:rFonts w:asciiTheme="minorHAnsi" w:hAnsiTheme="minorHAnsi"/>
           <w:noProof/>
-        </w:rPr>
-      </w:pPr>
-      <w:hyperlink w:anchor="_Toc242270648" w:history="1">
+          <w:kern w:val="2"/>
+          <w:sz w:val="24"/>
+          <w:szCs w:val="24"/>
+          <w:lang w:val="en-CA"/>
+          <w14:ligatures w14:val="standardContextual"/>
+        </w:rPr>
+      </w:pPr>
+      <w:hyperlink w:anchor="_Toc243095560" w:history="1">
         <w:r>
           <w:rPr>
             <w:rStyle w:val="Hyperlink"/>
@@ -701,7 +725,7 @@
             <w:noProof/>
             <w:webHidden/>
           </w:rPr>
-          <w:instrText xml:space="preserve"> PAGEREF _Toc242270648 \h </w:instrText>
+          <w:instrText xml:space="preserve"> PAGEREF _Toc243095560 \h </w:instrText>
         </w:r>
         <w:r>
           <w:rPr>
@@ -739,10 +763,16 @@
           <w:tab w:val="right" w:leader="dot" w:pos="10070"/>
         </w:tabs>
         <w:rPr>
+          <w:rFonts w:asciiTheme="minorHAnsi" w:hAnsiTheme="minorHAnsi"/>
           <w:noProof/>
-        </w:rPr>
-      </w:pPr>
-      <w:hyperlink w:anchor="_Toc242270649" w:history="1">
+          <w:kern w:val="2"/>
+          <w:sz w:val="24"/>
+          <w:szCs w:val="24"/>
+          <w:lang w:val="en-CA"/>
+          <w14:ligatures w14:val="standardContextual"/>
+        </w:rPr>
+      </w:pPr>
+      <w:hyperlink w:anchor="_Toc243095561" w:history="1">
         <w:r>
           <w:rPr>
             <w:rStyle w:val="Hyperlink"/>
@@ -769,7 +799,7 @@
             <w:noProof/>
             <w:webHidden/>
           </w:rPr>
-          <w:instrText xml:space="preserve"> PAGEREF _Toc242270649 \h </w:instrText>
+          <w:instrText xml:space="preserve"> PAGEREF _Toc243095561 \h </w:instrText>
         </w:r>
         <w:r>
           <w:rPr>
@@ -807,10 +837,16 @@
           <w:tab w:val="right" w:leader="dot" w:pos="10070"/>
         </w:tabs>
         <w:rPr>
+          <w:rFonts w:asciiTheme="minorHAnsi" w:hAnsiTheme="minorHAnsi"/>
           <w:noProof/>
-        </w:rPr>
-      </w:pPr>
-      <w:hyperlink w:anchor="_Toc242270650" w:history="1">
+          <w:kern w:val="2"/>
+          <w:sz w:val="24"/>
+          <w:szCs w:val="24"/>
+          <w:lang w:val="en-CA"/>
+          <w14:ligatures w14:val="standardContextual"/>
+        </w:rPr>
+      </w:pPr>
+      <w:hyperlink w:anchor="_Toc243095562" w:history="1">
         <w:r>
           <w:rPr>
             <w:rStyle w:val="Hyperlink"/>
@@ -837,7 +873,7 @@
             <w:noProof/>
             <w:webHidden/>
           </w:rPr>
-          <w:instrText xml:space="preserve"> PAGEREF _Toc242270650 \h </w:instrText>
+          <w:instrText xml:space="preserve"> PAGEREF _Toc243095562 \h </w:instrText>
         </w:r>
         <w:r>
           <w:rPr>
@@ -875,10 +911,16 @@
           <w:tab w:val="right" w:leader="dot" w:pos="10070"/>
         </w:tabs>
         <w:rPr>
+          <w:rFonts w:asciiTheme="minorHAnsi" w:hAnsiTheme="minorHAnsi"/>
           <w:noProof/>
-        </w:rPr>
-      </w:pPr>
-      <w:hyperlink w:anchor="_Toc242270651" w:history="1">
+          <w:kern w:val="2"/>
+          <w:sz w:val="24"/>
+          <w:szCs w:val="24"/>
+          <w:lang w:val="en-CA"/>
+          <w14:ligatures w14:val="standardContextual"/>
+        </w:rPr>
+      </w:pPr>
+      <w:hyperlink w:anchor="_Toc243095563" w:history="1">
         <w:r>
           <w:rPr>
             <w:rStyle w:val="Hyperlink"/>
@@ -905,7 +947,7 @@
             <w:noProof/>
             <w:webHidden/>
           </w:rPr>
-          <w:instrText xml:space="preserve"> PAGEREF _Toc242270651 \h </w:instrText>
+          <w:instrText xml:space="preserve"> PAGEREF _Toc243095563 \h </w:instrText>
         </w:r>
         <w:r>
           <w:rPr>
@@ -943,10 +985,16 @@
           <w:tab w:val="right" w:leader="dot" w:pos="10070"/>
         </w:tabs>
         <w:rPr>
+          <w:rFonts w:asciiTheme="minorHAnsi" w:hAnsiTheme="minorHAnsi"/>
           <w:noProof/>
-        </w:rPr>
-      </w:pPr>
-      <w:hyperlink w:anchor="_Toc242270652" w:history="1">
+          <w:kern w:val="2"/>
+          <w:sz w:val="24"/>
+          <w:szCs w:val="24"/>
+          <w:lang w:val="en-CA"/>
+          <w14:ligatures w14:val="standardContextual"/>
+        </w:rPr>
+      </w:pPr>
+      <w:hyperlink w:anchor="_Toc243095564" w:history="1">
         <w:r>
           <w:rPr>
             <w:rStyle w:val="Hyperlink"/>
@@ -973,7 +1021,7 @@
             <w:noProof/>
             <w:webHidden/>
           </w:rPr>
-          <w:instrText xml:space="preserve"> PAGEREF _Toc242270652 \h </w:instrText>
+          <w:instrText xml:space="preserve"> PAGEREF _Toc243095564 \h </w:instrText>
         </w:r>
         <w:r>
           <w:rPr>
@@ -1011,10 +1059,16 @@
           <w:tab w:val="right" w:leader="dot" w:pos="10070"/>
         </w:tabs>
         <w:rPr>
+          <w:rFonts w:asciiTheme="minorHAnsi" w:hAnsiTheme="minorHAnsi"/>
           <w:noProof/>
-        </w:rPr>
-      </w:pPr>
-      <w:hyperlink w:anchor="_Toc242270653" w:history="1">
+          <w:kern w:val="2"/>
+          <w:sz w:val="24"/>
+          <w:szCs w:val="24"/>
+          <w:lang w:val="en-CA"/>
+          <w14:ligatures w14:val="standardContextual"/>
+        </w:rPr>
+      </w:pPr>
+      <w:hyperlink w:anchor="_Toc243095565" w:history="1">
         <w:r>
           <w:rPr>
             <w:rStyle w:val="Hyperlink"/>
@@ -1041,7 +1095,7 @@
             <w:noProof/>
             <w:webHidden/>
           </w:rPr>
-          <w:instrText xml:space="preserve"> PAGEREF _Toc242270653 \h </w:instrText>
+          <w:instrText xml:space="preserve"> PAGEREF _Toc243095565 \h </w:instrText>
         </w:r>
         <w:r>
           <w:rPr>
@@ -1079,10 +1133,16 @@
           <w:tab w:val="right" w:leader="dot" w:pos="10070"/>
         </w:tabs>
         <w:rPr>
+          <w:rFonts w:asciiTheme="minorHAnsi" w:hAnsiTheme="minorHAnsi"/>
           <w:noProof/>
-        </w:rPr>
-      </w:pPr>
-      <w:hyperlink w:anchor="_Toc242270654" w:history="1">
+          <w:kern w:val="2"/>
+          <w:sz w:val="24"/>
+          <w:szCs w:val="24"/>
+          <w:lang w:val="en-CA"/>
+          <w14:ligatures w14:val="standardContextual"/>
+        </w:rPr>
+      </w:pPr>
+      <w:hyperlink w:anchor="_Toc243095566" w:history="1">
         <w:r>
           <w:rPr>
             <w:rStyle w:val="Hyperlink"/>
@@ -1109,7 +1169,7 @@
             <w:noProof/>
             <w:webHidden/>
           </w:rPr>
-          <w:instrText xml:space="preserve"> PAGEREF _Toc242270654 \h </w:instrText>
+          <w:instrText xml:space="preserve"> PAGEREF _Toc243095566 \h </w:instrText>
         </w:r>
         <w:r>
           <w:rPr>
@@ -1147,16 +1207,22 @@
           <w:tab w:val="right" w:leader="dot" w:pos="10070"/>
         </w:tabs>
         <w:rPr>
+          <w:rFonts w:asciiTheme="minorHAnsi" w:hAnsiTheme="minorHAnsi"/>
           <w:noProof/>
-        </w:rPr>
-      </w:pPr>
-      <w:hyperlink w:anchor="_Toc242270655" w:history="1">
+          <w:kern w:val="2"/>
+          <w:sz w:val="24"/>
+          <w:szCs w:val="24"/>
+          <w:lang w:val="en-CA"/>
+          <w14:ligatures w14:val="standardContextual"/>
+        </w:rPr>
+      </w:pPr>
+      <w:hyperlink w:anchor="_Toc243095567" w:history="1">
         <w:r>
           <w:rPr>
             <w:rStyle w:val="Hyperlink"/>
             <w:noProof/>
           </w:rPr>
-          <w:t>7.4 Regenerate the test-case document</w:t>
+          <w:t>7.4 The DxPS console</w:t>
         </w:r>
         <w:r>
           <w:rPr>
@@ -1177,7 +1243,7 @@
             <w:noProof/>
             <w:webHidden/>
           </w:rPr>
-          <w:instrText xml:space="preserve"> PAGEREF _Toc242270655 \h </w:instrText>
+          <w:instrText xml:space="preserve"> PAGEREF _Toc243095567 \h </w:instrText>
         </w:r>
         <w:r>
           <w:rPr>
@@ -1210,21 +1276,27 @@
     </w:p>
     <w:p>
       <w:pPr>
-        <w:pStyle w:val="TOC1"/>
+        <w:pStyle w:val="TOC2"/>
         <w:tabs>
           <w:tab w:val="right" w:leader="dot" w:pos="10070"/>
         </w:tabs>
         <w:rPr>
+          <w:rFonts w:asciiTheme="minorHAnsi" w:hAnsiTheme="minorHAnsi"/>
           <w:noProof/>
-        </w:rPr>
-      </w:pPr>
-      <w:hyperlink w:anchor="_Toc242270656" w:history="1">
+          <w:kern w:val="2"/>
+          <w:sz w:val="24"/>
+          <w:szCs w:val="24"/>
+          <w:lang w:val="en-CA"/>
+          <w14:ligatures w14:val="standardContextual"/>
+        </w:rPr>
+      </w:pPr>
+      <w:hyperlink w:anchor="_Toc243095568" w:history="1">
         <w:r>
           <w:rPr>
             <w:rStyle w:val="Hyperlink"/>
             <w:noProof/>
           </w:rPr>
-          <w:t>8. Configuration reference</w:t>
+          <w:t>7.5 Regenerate the test-case document</w:t>
         </w:r>
         <w:r>
           <w:rPr>
@@ -1245,211 +1317,7 @@
             <w:noProof/>
             <w:webHidden/>
           </w:rPr>
-          <w:instrText xml:space="preserve"> PAGEREF _Toc242270656 \h </w:instrText>
-        </w:r>
-        <w:r>
-          <w:rPr>
-            <w:noProof/>
-            <w:webHidden/>
-          </w:rPr>
-        </w:r>
-        <w:r>
-          <w:rPr>
-            <w:noProof/>
-            <w:webHidden/>
-          </w:rPr>
-          <w:fldChar w:fldCharType="separate"/>
-        </w:r>
-        <w:r>
-          <w:rPr>
-            <w:noProof/>
-            <w:webHidden/>
-          </w:rPr>
-          <w:t>9</w:t>
-        </w:r>
-        <w:r>
-          <w:rPr>
-            <w:noProof/>
-            <w:webHidden/>
-          </w:rPr>
-          <w:fldChar w:fldCharType="end"/>
-        </w:r>
-      </w:hyperlink>
-    </w:p>
-    <w:p>
-      <w:pPr>
-        <w:pStyle w:val="TOC1"/>
-        <w:tabs>
-          <w:tab w:val="right" w:leader="dot" w:pos="10070"/>
-        </w:tabs>
-        <w:rPr>
-          <w:noProof/>
-        </w:rPr>
-      </w:pPr>
-      <w:hyperlink w:anchor="_Toc242270657" w:history="1">
-        <w:r>
-          <w:rPr>
-            <w:rStyle w:val="Hyperlink"/>
-            <w:noProof/>
-          </w:rPr>
-          <w:t>9. Troubleshooting</w:t>
-        </w:r>
-        <w:r>
-          <w:rPr>
-            <w:noProof/>
-            <w:webHidden/>
-          </w:rPr>
-          <w:tab/>
-        </w:r>
-        <w:r>
-          <w:rPr>
-            <w:noProof/>
-            <w:webHidden/>
-          </w:rPr>
-          <w:fldChar w:fldCharType="begin"/>
-        </w:r>
-        <w:r>
-          <w:rPr>
-            <w:noProof/>
-            <w:webHidden/>
-          </w:rPr>
-          <w:instrText xml:space="preserve"> PAGEREF _Toc242270657 \h </w:instrText>
-        </w:r>
-        <w:r>
-          <w:rPr>
-            <w:noProof/>
-            <w:webHidden/>
-          </w:rPr>
-        </w:r>
-        <w:r>
-          <w:rPr>
-            <w:noProof/>
-            <w:webHidden/>
-          </w:rPr>
-          <w:fldChar w:fldCharType="separate"/>
-        </w:r>
-        <w:r>
-          <w:rPr>
-            <w:noProof/>
-            <w:webHidden/>
-          </w:rPr>
-          <w:t>9</w:t>
-        </w:r>
-        <w:r>
-          <w:rPr>
-            <w:noProof/>
-            <w:webHidden/>
-          </w:rPr>
-          <w:fldChar w:fldCharType="end"/>
-        </w:r>
-      </w:hyperlink>
-    </w:p>
-    <w:p>
-      <w:pPr>
-        <w:pStyle w:val="TOC1"/>
-        <w:tabs>
-          <w:tab w:val="right" w:leader="dot" w:pos="10070"/>
-        </w:tabs>
-        <w:rPr>
-          <w:noProof/>
-        </w:rPr>
-      </w:pPr>
-      <w:hyperlink w:anchor="_Toc242270658" w:history="1">
-        <w:r>
-          <w:rPr>
-            <w:rStyle w:val="Hyperlink"/>
-            <w:noProof/>
-          </w:rPr>
-          <w:t>10. Security notes</w:t>
-        </w:r>
-        <w:r>
-          <w:rPr>
-            <w:noProof/>
-            <w:webHidden/>
-          </w:rPr>
-          <w:tab/>
-        </w:r>
-        <w:r>
-          <w:rPr>
-            <w:noProof/>
-            <w:webHidden/>
-          </w:rPr>
-          <w:fldChar w:fldCharType="begin"/>
-        </w:r>
-        <w:r>
-          <w:rPr>
-            <w:noProof/>
-            <w:webHidden/>
-          </w:rPr>
-          <w:instrText xml:space="preserve"> PAGEREF _Toc242270658 \h </w:instrText>
-        </w:r>
-        <w:r>
-          <w:rPr>
-            <w:noProof/>
-            <w:webHidden/>
-          </w:rPr>
-        </w:r>
-        <w:r>
-          <w:rPr>
-            <w:noProof/>
-            <w:webHidden/>
-          </w:rPr>
-          <w:fldChar w:fldCharType="separate"/>
-        </w:r>
-        <w:r>
-          <w:rPr>
-            <w:noProof/>
-            <w:webHidden/>
-          </w:rPr>
-          <w:t>9</w:t>
-        </w:r>
-        <w:r>
-          <w:rPr>
-            <w:noProof/>
-            <w:webHidden/>
-          </w:rPr>
-          <w:fldChar w:fldCharType="end"/>
-        </w:r>
-      </w:hyperlink>
-    </w:p>
-    <w:p>
-      <w:pPr>
-        <w:pStyle w:val="TOC1"/>
-        <w:tabs>
-          <w:tab w:val="right" w:leader="dot" w:pos="10070"/>
-        </w:tabs>
-        <w:rPr>
-          <w:noProof/>
-        </w:rPr>
-      </w:pPr>
-      <w:hyperlink w:anchor="_Toc242270659" w:history="1">
-        <w:r>
-          <w:rPr>
-            <w:rStyle w:val="Hyperlink"/>
-            <w:noProof/>
-          </w:rPr>
-          <w:t>11. Uninstall</w:t>
-        </w:r>
-        <w:r>
-          <w:rPr>
-            <w:noProof/>
-            <w:webHidden/>
-          </w:rPr>
-          <w:tab/>
-        </w:r>
-        <w:r>
-          <w:rPr>
-            <w:noProof/>
-            <w:webHidden/>
-          </w:rPr>
-          <w:fldChar w:fldCharType="begin"/>
-        </w:r>
-        <w:r>
-          <w:rPr>
-            <w:noProof/>
-            <w:webHidden/>
-          </w:rPr>
-          <w:instrText xml:space="preserve"> PAGEREF _Toc242270659 \h </w:instrText>
+          <w:instrText xml:space="preserve"> PAGEREF _Toc243095568 \h </w:instrText>
         </w:r>
         <w:r>
           <w:rPr>
@@ -1481,20 +1349,316 @@
       </w:hyperlink>
     </w:p>
     <w:p>
-      <w:r>
-        <w:fldChar w:fldCharType="end"/>
-      </w:r>
+      <w:pPr>
+        <w:pStyle w:val="TOC1"/>
+        <w:tabs>
+          <w:tab w:val="right" w:leader="dot" w:pos="10070"/>
+        </w:tabs>
+        <w:rPr>
+          <w:rFonts w:asciiTheme="minorHAnsi" w:hAnsiTheme="minorHAnsi"/>
+          <w:noProof/>
+          <w:kern w:val="2"/>
+          <w:sz w:val="24"/>
+          <w:szCs w:val="24"/>
+          <w:lang w:val="en-CA"/>
+          <w14:ligatures w14:val="standardContextual"/>
+        </w:rPr>
+      </w:pPr>
+      <w:hyperlink w:anchor="_Toc243095569" w:history="1">
+        <w:r>
+          <w:rPr>
+            <w:rStyle w:val="Hyperlink"/>
+            <w:noProof/>
+          </w:rPr>
+          <w:t>8. Configuration reference</w:t>
+        </w:r>
+        <w:r>
+          <w:rPr>
+            <w:noProof/>
+            <w:webHidden/>
+          </w:rPr>
+          <w:tab/>
+        </w:r>
+        <w:r>
+          <w:rPr>
+            <w:noProof/>
+            <w:webHidden/>
+          </w:rPr>
+          <w:fldChar w:fldCharType="begin"/>
+        </w:r>
+        <w:r>
+          <w:rPr>
+            <w:noProof/>
+            <w:webHidden/>
+          </w:rPr>
+          <w:instrText xml:space="preserve"> PAGEREF _Toc243095569 \h </w:instrText>
+        </w:r>
+        <w:r>
+          <w:rPr>
+            <w:noProof/>
+            <w:webHidden/>
+          </w:rPr>
+        </w:r>
+        <w:r>
+          <w:rPr>
+            <w:noProof/>
+            <w:webHidden/>
+          </w:rPr>
+          <w:fldChar w:fldCharType="separate"/>
+        </w:r>
+        <w:r>
+          <w:rPr>
+            <w:noProof/>
+            <w:webHidden/>
+          </w:rPr>
+          <w:t>10</w:t>
+        </w:r>
+        <w:r>
+          <w:rPr>
+            <w:noProof/>
+            <w:webHidden/>
+          </w:rPr>
+          <w:fldChar w:fldCharType="end"/>
+        </w:r>
+      </w:hyperlink>
     </w:p>
     <w:p>
-      <w:r>
-        <w:br w:type="page"/>
-      </w:r>
+      <w:pPr>
+        <w:pStyle w:val="TOC1"/>
+        <w:tabs>
+          <w:tab w:val="right" w:leader="dot" w:pos="10070"/>
+        </w:tabs>
+        <w:rPr>
+          <w:rFonts w:asciiTheme="minorHAnsi" w:hAnsiTheme="minorHAnsi"/>
+          <w:noProof/>
+          <w:kern w:val="2"/>
+          <w:sz w:val="24"/>
+          <w:szCs w:val="24"/>
+          <w:lang w:val="en-CA"/>
+          <w14:ligatures w14:val="standardContextual"/>
+        </w:rPr>
+      </w:pPr>
+      <w:hyperlink w:anchor="_Toc243095570" w:history="1">
+        <w:r>
+          <w:rPr>
+            <w:rStyle w:val="Hyperlink"/>
+            <w:noProof/>
+          </w:rPr>
+          <w:t>9. Troubleshooting</w:t>
+        </w:r>
+        <w:r>
+          <w:rPr>
+            <w:noProof/>
+            <w:webHidden/>
+          </w:rPr>
+          <w:tab/>
+        </w:r>
+        <w:r>
+          <w:rPr>
+            <w:noProof/>
+            <w:webHidden/>
+          </w:rPr>
+          <w:fldChar w:fldCharType="begin"/>
+        </w:r>
+        <w:r>
+          <w:rPr>
+            <w:noProof/>
+            <w:webHidden/>
+          </w:rPr>
+          <w:instrText xml:space="preserve"> PAGEREF _Toc243095570 \h </w:instrText>
+        </w:r>
+        <w:r>
+          <w:rPr>
+            <w:noProof/>
+            <w:webHidden/>
+          </w:rPr>
+        </w:r>
+        <w:r>
+          <w:rPr>
+            <w:noProof/>
+            <w:webHidden/>
+          </w:rPr>
+          <w:fldChar w:fldCharType="separate"/>
+        </w:r>
+        <w:r>
+          <w:rPr>
+            <w:noProof/>
+            <w:webHidden/>
+          </w:rPr>
+          <w:t>10</w:t>
+        </w:r>
+        <w:r>
+          <w:rPr>
+            <w:noProof/>
+            <w:webHidden/>
+          </w:rPr>
+          <w:fldChar w:fldCharType="end"/>
+        </w:r>
+      </w:hyperlink>
     </w:p>
     <w:p>
       <w:pPr>
+        <w:pStyle w:val="TOC1"/>
+        <w:tabs>
+          <w:tab w:val="right" w:leader="dot" w:pos="10070"/>
+        </w:tabs>
+        <w:rPr>
+          <w:rFonts w:asciiTheme="minorHAnsi" w:hAnsiTheme="minorHAnsi"/>
+          <w:noProof/>
+          <w:kern w:val="2"/>
+          <w:sz w:val="24"/>
+          <w:szCs w:val="24"/>
+          <w:lang w:val="en-CA"/>
+          <w14:ligatures w14:val="standardContextual"/>
+        </w:rPr>
+      </w:pPr>
+      <w:hyperlink w:anchor="_Toc243095571" w:history="1">
+        <w:r>
+          <w:rPr>
+            <w:rStyle w:val="Hyperlink"/>
+            <w:noProof/>
+          </w:rPr>
+          <w:t>10. Security notes</w:t>
+        </w:r>
+        <w:r>
+          <w:rPr>
+            <w:noProof/>
+            <w:webHidden/>
+          </w:rPr>
+          <w:tab/>
+        </w:r>
+        <w:r>
+          <w:rPr>
+            <w:noProof/>
+            <w:webHidden/>
+          </w:rPr>
+          <w:fldChar w:fldCharType="begin"/>
+        </w:r>
+        <w:r>
+          <w:rPr>
+            <w:noProof/>
+            <w:webHidden/>
+          </w:rPr>
+          <w:instrText xml:space="preserve"> PAGEREF _Toc243095571 \h </w:instrText>
+        </w:r>
+        <w:r>
+          <w:rPr>
+            <w:noProof/>
+            <w:webHidden/>
+          </w:rPr>
+        </w:r>
+        <w:r>
+          <w:rPr>
+            <w:noProof/>
+            <w:webHidden/>
+          </w:rPr>
+          <w:fldChar w:fldCharType="separate"/>
+        </w:r>
+        <w:r>
+          <w:rPr>
+            <w:noProof/>
+            <w:webHidden/>
+          </w:rPr>
+          <w:t>10</w:t>
+        </w:r>
+        <w:r>
+          <w:rPr>
+            <w:noProof/>
+            <w:webHidden/>
+          </w:rPr>
+          <w:fldChar w:fldCharType="end"/>
+        </w:r>
+      </w:hyperlink>
+    </w:p>
+    <w:p>
+      <w:pPr>
+        <w:pStyle w:val="TOC1"/>
+        <w:tabs>
+          <w:tab w:val="right" w:leader="dot" w:pos="10070"/>
+        </w:tabs>
+        <w:rPr>
+          <w:rFonts w:asciiTheme="minorHAnsi" w:hAnsiTheme="minorHAnsi"/>
+          <w:noProof/>
+          <w:kern w:val="2"/>
+          <w:sz w:val="24"/>
+          <w:szCs w:val="24"/>
+          <w:lang w:val="en-CA"/>
+          <w14:ligatures w14:val="standardContextual"/>
+        </w:rPr>
+      </w:pPr>
+      <w:hyperlink w:anchor="_Toc243095572" w:history="1">
+        <w:r>
+          <w:rPr>
+            <w:rStyle w:val="Hyperlink"/>
+            <w:noProof/>
+          </w:rPr>
+          <w:t>11. Uninstall</w:t>
+        </w:r>
+        <w:r>
+          <w:rPr>
+            <w:noProof/>
+            <w:webHidden/>
+          </w:rPr>
+          <w:tab/>
+        </w:r>
+        <w:r>
+          <w:rPr>
+            <w:noProof/>
+            <w:webHidden/>
+          </w:rPr>
+          <w:fldChar w:fldCharType="begin"/>
+        </w:r>
+        <w:r>
+          <w:rPr>
+            <w:noProof/>
+            <w:webHidden/>
+          </w:rPr>
+          <w:instrText xml:space="preserve"> PAGEREF _Toc243095572 \h </w:instrText>
+        </w:r>
+        <w:r>
+          <w:rPr>
+            <w:noProof/>
+            <w:webHidden/>
+          </w:rPr>
+        </w:r>
+        <w:r>
+          <w:rPr>
+            <w:noProof/>
+            <w:webHidden/>
+          </w:rPr>
+          <w:fldChar w:fldCharType="separate"/>
+        </w:r>
+        <w:r>
+          <w:rPr>
+            <w:noProof/>
+            <w:webHidden/>
+          </w:rPr>
+          <w:t>11</w:t>
+        </w:r>
+        <w:r>
+          <w:rPr>
+            <w:noProof/>
+            <w:webHidden/>
+          </w:rPr>
+          <w:fldChar w:fldCharType="end"/>
+        </w:r>
+      </w:hyperlink>
+    </w:p>
+    <w:p>
+      <w:r>
+        <w:fldChar w:fldCharType="end"/>
+      </w:r>
+    </w:p>
+    <w:p>
+      <w:r>
+        <w:br w:type="page"/>
+      </w:r>
+    </w:p>
+    <w:p>
+      <w:pPr>
         <w:pStyle w:val="Heading1"/>
       </w:pPr>
-      <w:bookmarkStart w:id="0" w:name="_Toc242270645"/>
+      <w:bookmarkStart w:id="0" w:name="_Toc243095557"/>
       <w:r>
         <w:rPr>
           <w:color w:val="1E3A8A"/>
@@ -1646,7 +1810,7 @@
                 <w:rFonts w:eastAsia="Calibri"/>
                 <w:sz w:val="16"/>
               </w:rPr>
-              <w:t>Gateway (TMF641/TMF688 hub)</w:t>
+              <w:t>DxPS console (web UI)</w:t>
             </w:r>
           </w:p>
         </w:tc>
@@ -1661,7 +1825,7 @@
                 <w:rFonts w:eastAsia="Calibri"/>
                 <w:sz w:val="16"/>
               </w:rPr>
-              <w:t>https://localhost:8443</w:t>
+              <w:t>https://localhost:8092</w:t>
             </w:r>
           </w:p>
         </w:tc>
@@ -1676,7 +1840,7 @@
                 <w:rFonts w:eastAsia="Calibri"/>
                 <w:sz w:val="16"/>
               </w:rPr>
-              <w:t>Northbound API, JWT auth, per-tenant rate limits</w:t>
+              <w:t>Signed-in console for operations and configuration: orders, DLQ, simulators, catalog studio, Template Lab, tenants, NE inventory, reports, users (optional, Ubuntu and macOS)</w:t>
             </w:r>
           </w:p>
         </w:tc>
@@ -1695,7 +1859,7 @@
                 <w:rFonts w:eastAsia="Calibri"/>
                 <w:sz w:val="16"/>
               </w:rPr>
-              <w:t>Orchestrator</w:t>
+              <w:t>Console API</w:t>
             </w:r>
           </w:p>
         </w:tc>
@@ -1709,7 +1873,7 @@
                 <w:rFonts w:eastAsia="Calibri"/>
                 <w:sz w:val="16"/>
               </w:rPr>
-              <w:t>127.0.0.1:9201 (stats)</w:t>
+              <w:t>https://localhost:8446</w:t>
             </w:r>
           </w:p>
         </w:tc>
@@ -1723,7 +1887,7 @@
                 <w:rFonts w:eastAsia="Calibri"/>
                 <w:sz w:val="16"/>
               </w:rPr>
-              <w:t>Plans orders, runs sagas, dependencies and per-subscriber sequencing</w:t>
+              <w:t>Back end of the console: sessions and roles, cross-tenant views, inventory edits, catalog drafts, audit</w:t>
             </w:r>
           </w:p>
         </w:tc>
@@ -1743,7 +1907,7 @@
                 <w:rFonts w:eastAsia="Calibri"/>
                 <w:sz w:val="16"/>
               </w:rPr>
-              <w:t>Adapter</w:t>
+              <w:t>Gateway (TMF641/TMF688 hub)</w:t>
             </w:r>
           </w:p>
         </w:tc>
@@ -1758,7 +1922,7 @@
                 <w:rFonts w:eastAsia="Calibri"/>
                 <w:sz w:val="16"/>
               </w:rPr>
-              <w:t>127.0.0.1:9202 (stats)</w:t>
+              <w:t>https://localhost:8443</w:t>
             </w:r>
           </w:p>
         </w:tc>
@@ -1773,7 +1937,7 @@
                 <w:rFonts w:eastAsia="Calibri"/>
                 <w:sz w:val="16"/>
               </w:rPr>
-              <w:t>Southbound drivers: 5G SBA, IMS, NETCONF/USP, eSIM, BSS/OCS, NPDB, CAMARA</w:t>
+              <w:t>Northbound API, JWT auth, per-tenant rate limits</w:t>
             </w:r>
           </w:p>
         </w:tc>
@@ -1792,7 +1956,7 @@
                 <w:rFonts w:eastAsia="Calibri"/>
                 <w:sz w:val="16"/>
               </w:rPr>
-              <w:t>Event hub</w:t>
+              <w:t>Orchestrator</w:t>
             </w:r>
           </w:p>
         </w:tc>
@@ -1806,7 +1970,7 @@
                 <w:rFonts w:eastAsia="Calibri"/>
                 <w:sz w:val="16"/>
               </w:rPr>
-              <w:t>127.0.0.1:9203 (stats)</w:t>
+              <w:t>127.0.0.1:9201 (stats)</w:t>
             </w:r>
           </w:p>
         </w:tc>
@@ -1820,7 +1984,7 @@
                 <w:rFonts w:eastAsia="Calibri"/>
                 <w:sz w:val="16"/>
               </w:rPr>
-              <w:t>Signed TMF688 webhooks with retries</w:t>
+              <w:t>Plans orders, runs sagas, dependencies and per-subscriber sequencing</w:t>
             </w:r>
           </w:p>
         </w:tc>
@@ -1840,7 +2004,7 @@
                 <w:rFonts w:eastAsia="Calibri"/>
                 <w:sz w:val="16"/>
               </w:rPr>
-              <w:t>NE simulators</w:t>
+              <w:t>Adapter</w:t>
             </w:r>
           </w:p>
         </w:tc>
@@ -1855,7 +2019,7 @@
                 <w:rFonts w:eastAsia="Calibri"/>
                 <w:sz w:val="16"/>
               </w:rPr>
-              <w:t>9101-9108 (mTLS), admin 9199, webhook sink 9109</w:t>
+              <w:t>127.0.0.1:9202 (stats)</w:t>
             </w:r>
           </w:p>
         </w:tc>
@@ -1870,7 +2034,7 @@
                 <w:rFonts w:eastAsia="Calibri"/>
                 <w:sz w:val="16"/>
               </w:rPr>
-              <w:t>NRF, UDR, IMS, RESTCONF/USP, SM-DP+, OCS/BSS, NPDB, NEF/CAMARA</w:t>
+              <w:t>Southbound drivers: 5G SBA, IMS, NETCONF/USP, eSIM, BSS/OCS, NPDB, CAMARA</w:t>
             </w:r>
           </w:p>
         </w:tc>
@@ -1889,7 +2053,7 @@
                 <w:rFonts w:eastAsia="Calibri"/>
                 <w:sz w:val="16"/>
               </w:rPr>
-              <w:t>PostgreSQL 18</w:t>
+              <w:t>Event hub</w:t>
             </w:r>
           </w:p>
         </w:tc>
@@ -1903,7 +2067,7 @@
                 <w:rFonts w:eastAsia="Calibri"/>
                 <w:sz w:val="16"/>
               </w:rPr>
-              <w:t>localhost:5433 (TLS 1.3, SCRAM)</w:t>
+              <w:t>127.0.0.1:9203 (stats)</w:t>
             </w:r>
           </w:p>
         </w:tc>
@@ -1917,7 +2081,7 @@
                 <w:rFonts w:eastAsia="Calibri"/>
                 <w:sz w:val="16"/>
               </w:rPr>
-              <w:t>Orders, plans, tasks, outbox, audit; row-level security per tenant</w:t>
+              <w:t>Signed TMF688 webhooks with retries</w:t>
             </w:r>
           </w:p>
         </w:tc>
@@ -1937,6 +2101,103 @@
                 <w:rFonts w:eastAsia="Calibri"/>
                 <w:sz w:val="16"/>
               </w:rPr>
+              <w:t>NE simulators</w:t>
+            </w:r>
+          </w:p>
+        </w:tc>
+        <w:tc>
+          <w:tcPr>
+            <w:tcW w:w="3456" w:type="dxa"/>
+            <w:shd w:val="clear" w:color="auto" w:fill="F1F5F9"/>
+          </w:tcPr>
+          <w:p>
+            <w:r>
+              <w:rPr>
+                <w:rFonts w:eastAsia="Calibri"/>
+                <w:sz w:val="16"/>
+              </w:rPr>
+              <w:t>9101-9108 (mTLS), admin 9199, webhook sink 9109</w:t>
+            </w:r>
+          </w:p>
+        </w:tc>
+        <w:tc>
+          <w:tcPr>
+            <w:tcW w:w="3888" w:type="dxa"/>
+            <w:shd w:val="clear" w:color="auto" w:fill="F1F5F9"/>
+          </w:tcPr>
+          <w:p>
+            <w:r>
+              <w:rPr>
+                <w:rFonts w:eastAsia="Calibri"/>
+                <w:sz w:val="16"/>
+              </w:rPr>
+              <w:t>NRF, UDR, IMS, RESTCONF/USP, SM-DP+, OCS/BSS, NPDB, NEF/CAMARA</w:t>
+            </w:r>
+          </w:p>
+        </w:tc>
+      </w:tr>
+      <w:tr>
+        <w:trPr>
+          <w:jc w:val="center"/>
+        </w:trPr>
+        <w:tc>
+          <w:tcPr>
+            <w:tcW w:w="2736" w:type="dxa"/>
+          </w:tcPr>
+          <w:p>
+            <w:r>
+              <w:rPr>
+                <w:rFonts w:eastAsia="Calibri"/>
+                <w:sz w:val="16"/>
+              </w:rPr>
+              <w:t>PostgreSQL 18</w:t>
+            </w:r>
+          </w:p>
+        </w:tc>
+        <w:tc>
+          <w:tcPr>
+            <w:tcW w:w="3456" w:type="dxa"/>
+          </w:tcPr>
+          <w:p>
+            <w:r>
+              <w:rPr>
+                <w:rFonts w:eastAsia="Calibri"/>
+                <w:sz w:val="16"/>
+              </w:rPr>
+              <w:t>localhost:5433 (TLS 1.3, SCRAM)</w:t>
+            </w:r>
+          </w:p>
+        </w:tc>
+        <w:tc>
+          <w:tcPr>
+            <w:tcW w:w="3888" w:type="dxa"/>
+          </w:tcPr>
+          <w:p>
+            <w:r>
+              <w:rPr>
+                <w:rFonts w:eastAsia="Calibri"/>
+                <w:sz w:val="16"/>
+              </w:rPr>
+              <w:t>Orders, plans, tasks, outbox, audit; row-level security per tenant</w:t>
+            </w:r>
+          </w:p>
+        </w:tc>
+      </w:tr>
+      <w:tr>
+        <w:trPr>
+          <w:jc w:val="center"/>
+        </w:trPr>
+        <w:tc>
+          <w:tcPr>
+            <w:tcW w:w="2736" w:type="dxa"/>
+            <w:shd w:val="clear" w:color="auto" w:fill="F1F5F9"/>
+          </w:tcPr>
+          <w:p>
+            <w:r>
+              <w:rPr>
+                <w:rFonts w:eastAsia="Calibri"/>
+                <w:sz w:val="16"/>
+              </w:rPr>
               <w:t>Apache Kafka 4 (KRaft)</w:t>
             </w:r>
           </w:p>
@@ -1997,7 +2258,7 @@
       <w:pPr>
         <w:pStyle w:val="Heading1"/>
       </w:pPr>
-      <w:bookmarkStart w:id="1" w:name="_Toc242270646"/>
+      <w:bookmarkStart w:id="1" w:name="_Toc243095558"/>
       <w:r>
         <w:rPr>
           <w:color w:val="1E3A8A"/>
@@ -2434,7 +2695,7 @@
                 <w:rFonts w:eastAsia="Calibri"/>
                 <w:sz w:val="16"/>
               </w:rPr>
-              <w:t>5433, 8088, 8443, 9092, 9093, 9101-9109, 9199, 9201-9203</w:t>
+              <w:t>5433, 8088, 8443, 9092, 9093, 9101-9109, 9199, 9201-9203 (console: 8092, 8446)</w:t>
             </w:r>
           </w:p>
         </w:tc>
@@ -2444,6 +2705,53 @@
             <w:shd w:val="clear" w:color="auto" w:fill="F1F5F9"/>
           </w:tcPr>
           <w:p/>
+        </w:tc>
+      </w:tr>
+      <w:tr>
+        <w:trPr>
+          <w:jc w:val="center"/>
+        </w:trPr>
+        <w:tc>
+          <w:tcPr>
+            <w:tcW w:w="2736" w:type="dxa"/>
+          </w:tcPr>
+          <w:p>
+            <w:r>
+              <w:rPr>
+                <w:rFonts w:eastAsia="Calibri"/>
+                <w:sz w:val="16"/>
+              </w:rPr>
+              <w:t>Node.js (console only)</w:t>
+            </w:r>
+          </w:p>
+        </w:tc>
+        <w:tc>
+          <w:tcPr>
+            <w:tcW w:w="3456" w:type="dxa"/>
+          </w:tcPr>
+          <w:p>
+            <w:r>
+              <w:rPr>
+                <w:rFonts w:eastAsia="Calibri"/>
+                <w:sz w:val="16"/>
+              </w:rPr>
+              <w:t>22.12 or later with npm</w:t>
+            </w:r>
+          </w:p>
+        </w:tc>
+        <w:tc>
+          <w:tcPr>
+            <w:tcW w:w="3888" w:type="dxa"/>
+          </w:tcPr>
+          <w:p>
+            <w:r>
+              <w:rPr>
+                <w:rFonts w:eastAsia="Calibri"/>
+                <w:sz w:val="16"/>
+              </w:rPr>
+              <w:t>Node.js 22 LTS</w:t>
+            </w:r>
+          </w:p>
         </w:tc>
       </w:tr>
     </w:tbl>
@@ -2812,11 +3120,12 @@
       <w:pPr>
         <w:pStyle w:val="Heading1"/>
       </w:pPr>
-      <w:bookmarkStart w:id="2" w:name="_Toc242270647"/>
+      <w:bookmarkStart w:id="2" w:name="_Toc243095559"/>
       <w:r>
         <w:rPr>
           <w:color w:val="1E3A8A"/>
         </w:rPr>
+        <w:lastRenderedPageBreak/>
         <w:t>3. Package contents</w:t>
       </w:r>
       <w:bookmarkEnd w:id="2"/>
@@ -2888,7 +3197,6 @@
           <w:rFonts w:ascii="Consolas" w:eastAsia="Consolas" w:hAnsi="Consolas"/>
           <w:sz w:val="16"/>
         </w:rPr>
-        <w:lastRenderedPageBreak/>
         <w:br/>
         <w:t>dxps/ (inside each bundle)</w:t>
       </w:r>
@@ -2906,7 +3214,7 @@
           <w:sz w:val="16"/>
         </w:rPr>
         <w:br/>
-        <w:t xml:space="preserve">  cmd/         gateway orchestrator adapter eventhub netsim dashboard dxpsctl</w:t>
+        <w:t xml:space="preserve">  cmd/         gateway orchestrator adapter eventhub netsim dashboard console dxpsctl</w:t>
       </w:r>
       <w:r>
         <w:rPr>
@@ -2914,7 +3222,7 @@
           <w:sz w:val="16"/>
         </w:rPr>
         <w:br/>
-        <w:t xml:space="preserve">  internal/    24 packages (catalog, planner, saga, bus, store, ...) with their tests</w:t>
+        <w:t xml:space="preserve">  internal/    packages (catalog, planner, saga, bus, store, console, ...) with their tests</w:t>
       </w:r>
       <w:r>
         <w:rPr>
@@ -2922,7 +3230,7 @@
           <w:sz w:val="16"/>
         </w:rPr>
         <w:br/>
-        <w:t xml:space="preserve">  scripts/     *.ps1 for Windows, *.sh for Ubuntu and macOS</w:t>
+        <w:t xml:space="preserve">  console/     DxPS console web UI (Next.js) and its tests</w:t>
       </w:r>
       <w:r>
         <w:rPr>
@@ -2936,6 +3244,14 @@
           <w:rFonts w:ascii="Consolas" w:eastAsia="Consolas" w:hAnsi="Consolas"/>
           <w:sz w:val="16"/>
         </w:rPr>
+        <w:t xml:space="preserve">  scripts/     *.ps1 for Windows, *.sh for Ubuntu and macOS</w:t>
+      </w:r>
+      <w:r>
+        <w:rPr>
+          <w:rFonts w:ascii="Consolas" w:eastAsia="Consolas" w:hAnsi="Consolas"/>
+          <w:sz w:val="16"/>
+        </w:rPr>
+        <w:br/>
         <w:t xml:space="preserve">  docs/manuals/  HLD+LLD, Test Cases and Results, Components and Data Guide, this guide (docx + pdf)</w:t>
       </w:r>
       <w:r>
@@ -3462,6 +3778,103 @@
           </w:p>
         </w:tc>
       </w:tr>
+      <w:tr>
+        <w:trPr>
+          <w:jc w:val="center"/>
+        </w:trPr>
+        <w:tc>
+          <w:tcPr>
+            <w:tcW w:w="2736" w:type="dxa"/>
+            <w:shd w:val="clear" w:color="auto" w:fill="F1F5F9"/>
+          </w:tcPr>
+          <w:p>
+            <w:r>
+              <w:rPr>
+                <w:rFonts w:eastAsia="Calibri"/>
+                <w:sz w:val="16"/>
+              </w:rPr>
+              <w:t>console-run (.sh only)</w:t>
+            </w:r>
+          </w:p>
+        </w:tc>
+        <w:tc>
+          <w:tcPr>
+            <w:tcW w:w="3456" w:type="dxa"/>
+            <w:shd w:val="clear" w:color="auto" w:fill="F1F5F9"/>
+          </w:tcPr>
+          <w:p>
+            <w:r>
+              <w:rPr>
+                <w:rFonts w:eastAsia="Calibri"/>
+                <w:sz w:val="16"/>
+              </w:rPr>
+              <w:t>Builds and starts the console API and web UI; needs the platform running and Node.js 22.12+</w:t>
+            </w:r>
+          </w:p>
+        </w:tc>
+        <w:tc>
+          <w:tcPr>
+            <w:tcW w:w="3888" w:type="dxa"/>
+            <w:shd w:val="clear" w:color="auto" w:fill="F1F5F9"/>
+          </w:tcPr>
+          <w:p>
+            <w:r>
+              <w:rPr>
+                <w:rFonts w:eastAsia="Calibri"/>
+                <w:sz w:val="16"/>
+              </w:rPr>
+              <w:t>to use the console</w:t>
+            </w:r>
+          </w:p>
+        </w:tc>
+      </w:tr>
+      <w:tr>
+        <w:trPr>
+          <w:jc w:val="center"/>
+        </w:trPr>
+        <w:tc>
+          <w:tcPr>
+            <w:tcW w:w="2736" w:type="dxa"/>
+          </w:tcPr>
+          <w:p>
+            <w:r>
+              <w:rPr>
+                <w:rFonts w:eastAsia="Calibri"/>
+                <w:sz w:val="16"/>
+              </w:rPr>
+              <w:t>console-stop (.sh only)</w:t>
+            </w:r>
+          </w:p>
+        </w:tc>
+        <w:tc>
+          <w:tcPr>
+            <w:tcW w:w="3456" w:type="dxa"/>
+          </w:tcPr>
+          <w:p>
+            <w:r>
+              <w:rPr>
+                <w:rFonts w:eastAsia="Calibri"/>
+                <w:sz w:val="16"/>
+              </w:rPr>
+              <w:t>Stops the console API and web UI</w:t>
+            </w:r>
+          </w:p>
+        </w:tc>
+        <w:tc>
+          <w:tcPr>
+            <w:tcW w:w="3888" w:type="dxa"/>
+          </w:tcPr>
+          <w:p>
+            <w:r>
+              <w:rPr>
+                <w:rFonts w:eastAsia="Calibri"/>
+                <w:sz w:val="16"/>
+              </w:rPr>
+              <w:t>any time</w:t>
+            </w:r>
+          </w:p>
+        </w:tc>
+      </w:tr>
     </w:tbl>
     <w:p>
       <w:pPr>
@@ -3477,7 +3890,7 @@
       <w:pPr>
         <w:pStyle w:val="Heading1"/>
       </w:pPr>
-      <w:bookmarkStart w:id="3" w:name="_Toc242270648"/>
+      <w:bookmarkStart w:id="3" w:name="_Toc243095560"/>
       <w:r>
         <w:rPr>
           <w:color w:val="1E3A8A"/>
@@ -3538,12 +3951,6 @@
           <w:sz w:val="17"/>
         </w:rPr>
         <w:br/>
-      </w:r>
-      <w:r>
-        <w:rPr>
-          <w:rFonts w:ascii="Consolas" w:eastAsia="Consolas" w:hAnsi="Consolas"/>
-          <w:sz w:val="17"/>
-        </w:rPr>
         <w:t>Set-ExecutionPolicy -Scope Process -ExecutionPolicy Bypass</w:t>
       </w:r>
     </w:p>
@@ -3833,7 +4240,7 @@
       <w:pPr>
         <w:pStyle w:val="Heading1"/>
       </w:pPr>
-      <w:bookmarkStart w:id="4" w:name="_Toc242270649"/>
+      <w:bookmarkStart w:id="4" w:name="_Toc243095561"/>
       <w:r>
         <w:rPr>
           <w:color w:val="1E3A8A"/>
@@ -4156,7 +4563,7 @@
       <w:pPr>
         <w:pStyle w:val="Heading1"/>
       </w:pPr>
-      <w:bookmarkStart w:id="5" w:name="_Toc242270650"/>
+      <w:bookmarkStart w:id="5" w:name="_Toc243095562"/>
       <w:r>
         <w:rPr>
           <w:color w:val="1E3A8A"/>
@@ -4539,7 +4946,7 @@
       <w:pPr>
         <w:pStyle w:val="Heading1"/>
       </w:pPr>
-      <w:bookmarkStart w:id="6" w:name="_Toc242270651"/>
+      <w:bookmarkStart w:id="6" w:name="_Toc243095563"/>
       <w:r>
         <w:rPr>
           <w:color w:val="1E3A8A"/>
@@ -4553,7 +4960,7 @@
       <w:pPr>
         <w:pStyle w:val="Heading2"/>
       </w:pPr>
-      <w:bookmarkStart w:id="7" w:name="_Toc242270652"/>
+      <w:bookmarkStart w:id="7" w:name="_Toc243095564"/>
       <w:r>
         <w:rPr>
           <w:color w:val="1E3A8A"/>
@@ -4888,7 +5295,7 @@
       <w:pPr>
         <w:pStyle w:val="Heading2"/>
       </w:pPr>
-      <w:bookmarkStart w:id="8" w:name="_Toc242270653"/>
+      <w:bookmarkStart w:id="8" w:name="_Toc243095565"/>
       <w:r>
         <w:rPr>
           <w:color w:val="1E3A8A"/>
@@ -5216,7 +5623,7 @@
       <w:pPr>
         <w:pStyle w:val="Heading2"/>
       </w:pPr>
-      <w:bookmarkStart w:id="9" w:name="_Toc242270654"/>
+      <w:bookmarkStart w:id="9" w:name="_Toc243095566"/>
       <w:r>
         <w:rPr>
           <w:color w:val="1E3A8A"/>
@@ -5513,6 +5920,109 @@
           </w:p>
         </w:tc>
       </w:tr>
+      <w:tr>
+        <w:trPr>
+          <w:jc w:val="center"/>
+        </w:trPr>
+        <w:tc>
+          <w:tcPr>
+            <w:tcW w:w="3456" w:type="dxa"/>
+            <w:shd w:val="clear" w:color="auto" w:fill="F1F5F9"/>
+          </w:tcPr>
+          <w:p>
+            <w:r>
+              <w:rPr>
+                <w:rFonts w:eastAsia="Calibri"/>
+                <w:sz w:val="16"/>
+              </w:rPr>
+              <w:t>console/users.json (mode 0600)</w:t>
+            </w:r>
+          </w:p>
+        </w:tc>
+        <w:tc>
+          <w:tcPr>
+            <w:tcW w:w="6624" w:type="dxa"/>
+            <w:shd w:val="clear" w:color="auto" w:fill="F1F5F9"/>
+          </w:tcPr>
+          <w:p>
+            <w:r>
+              <w:rPr>
+                <w:rFonts w:eastAsia="Calibri"/>
+                <w:sz w:val="16"/>
+              </w:rPr>
+              <w:t>console accounts: PBKDF2-SHA256 password hashes and roles</w:t>
+            </w:r>
+          </w:p>
+        </w:tc>
+      </w:tr>
+      <w:tr>
+        <w:trPr>
+          <w:jc w:val="center"/>
+        </w:trPr>
+        <w:tc>
+          <w:tcPr>
+            <w:tcW w:w="3456" w:type="dxa"/>
+          </w:tcPr>
+          <w:p>
+            <w:r>
+              <w:rPr>
+                <w:rFonts w:eastAsia="Calibri"/>
+                <w:sz w:val="16"/>
+              </w:rPr>
+              <w:t>console/drafts/, console/audit.jsonl</w:t>
+            </w:r>
+          </w:p>
+        </w:tc>
+        <w:tc>
+          <w:tcPr>
+            <w:tcW w:w="6624" w:type="dxa"/>
+          </w:tcPr>
+          <w:p>
+            <w:r>
+              <w:rPr>
+                <w:rFonts w:eastAsia="Calibri"/>
+                <w:sz w:val="16"/>
+              </w:rPr>
+              <w:t>catalog drafts and the console's own audit trail</w:t>
+            </w:r>
+          </w:p>
+        </w:tc>
+      </w:tr>
+      <w:tr>
+        <w:trPr>
+          <w:jc w:val="center"/>
+        </w:trPr>
+        <w:tc>
+          <w:tcPr>
+            <w:tcW w:w="3456" w:type="dxa"/>
+            <w:shd w:val="clear" w:color="auto" w:fill="F1F5F9"/>
+          </w:tcPr>
+          <w:p>
+            <w:r>
+              <w:rPr>
+                <w:rFonts w:eastAsia="Calibri"/>
+                <w:sz w:val="16"/>
+              </w:rPr>
+              <w:t>logs/svc/console.out, console-ui.out</w:t>
+            </w:r>
+          </w:p>
+        </w:tc>
+        <w:tc>
+          <w:tcPr>
+            <w:tcW w:w="6624" w:type="dxa"/>
+            <w:shd w:val="clear" w:color="auto" w:fill="F1F5F9"/>
+          </w:tcPr>
+          <w:p>
+            <w:r>
+              <w:rPr>
+                <w:rFonts w:eastAsia="Calibri"/>
+                <w:sz w:val="16"/>
+              </w:rPr>
+              <w:t>console API and web UI start-up output</w:t>
+            </w:r>
+          </w:p>
+        </w:tc>
+      </w:tr>
     </w:tbl>
     <w:p>
       <w:pPr>
@@ -5523,12 +6033,12 @@
       <w:pPr>
         <w:pStyle w:val="Heading2"/>
       </w:pPr>
-      <w:bookmarkStart w:id="10" w:name="_Toc242270655"/>
+      <w:bookmarkStart w:id="10" w:name="_Toc243095567"/>
       <w:r>
         <w:rPr>
           <w:color w:val="1E3A8A"/>
         </w:rPr>
-        <w:t>7.4 Regenerate the test-case document</w:t>
+        <w:t>7.4 The DxPS console</w:t>
       </w:r>
       <w:bookmarkEnd w:id="10"/>
     </w:p>
@@ -5541,21 +6051,662 @@
           <w:rFonts w:eastAsia="Calibri"/>
           <w:sz w:val="21"/>
         </w:rPr>
-        <w:t>After test-all, the Word report can be rebuilt from the new results with Python 3.10+, python-docx and matplotlib (design/build_dxps_testcases_docx.py in the delivery workspace). On Windows, Word exports the PDF; on Ubuntu/macOS use LibreOffice: soffice --headless --convert-to pdf DxPS_Test_Cases_and_Results.docx.</w:t>
+        <w:t>The console is a signed-in web application for running and configuring the platform. It reads every tenant's orders, tasks and inventory, shows Kafka, dead letters and the simulators live, and lets authorised users edit tenants, NE limits and entitlements, work on catalog drafts, dry-run them in the Template Lab and submit real orders through the gateway. It runs on Ubuntu and macOS; there is no Windows script for it yet.</w:t>
       </w:r>
     </w:p>
     <w:p>
       <w:pPr>
+        <w:spacing w:before="120" w:after="40"/>
+      </w:pPr>
+      <w:r>
+        <w:rPr>
+          <w:b/>
+          <w:color w:val="1E3A8A"/>
+          <w:sz w:val="22"/>
+        </w:rPr>
+        <w:t xml:space="preserve">Step 1  </w:t>
+      </w:r>
+      <w:r>
+        <w:rPr>
+          <w:b/>
+          <w:sz w:val="22"/>
+        </w:rPr>
+        <w:t>Install Node.js 22</w:t>
+      </w:r>
+    </w:p>
+    <w:p>
+      <w:pPr>
+        <w:spacing w:after="80"/>
+      </w:pPr>
+      <w:r>
+        <w:rPr>
+          <w:rFonts w:eastAsia="Calibri"/>
+          <w:sz w:val="21"/>
+        </w:rPr>
+        <w:t>Needed only for the console. macOS: brew install node@22 (console-run finds it automatically). Ubuntu: install Node.js 22 LTS from NodeSource or nvm so that node and npm are on PATH.</w:t>
+      </w:r>
+    </w:p>
+    <w:p>
+      <w:pPr>
+        <w:shd w:val="clear" w:color="auto" w:fill="F3F4F6"/>
+        <w:spacing w:before="60" w:after="120"/>
+        <w:ind w:left="144"/>
+      </w:pPr>
+      <w:r>
+        <w:rPr>
+          <w:rFonts w:ascii="Consolas" w:eastAsia="Consolas" w:hAnsi="Consolas"/>
+          <w:sz w:val="17"/>
+        </w:rPr>
+        <w:t>node --version   # v22.12 or later</w:t>
+      </w:r>
+    </w:p>
+    <w:p>
+      <w:pPr>
+        <w:spacing w:before="120" w:after="40"/>
+      </w:pPr>
+      <w:r>
+        <w:rPr>
+          <w:b/>
+          <w:color w:val="1E3A8A"/>
+          <w:sz w:val="22"/>
+        </w:rPr>
+        <w:t xml:space="preserve">Step 2  </w:t>
+      </w:r>
+      <w:r>
+        <w:rPr>
+          <w:b/>
+          <w:sz w:val="22"/>
+        </w:rPr>
+        <w:t>Start the console</w:t>
+      </w:r>
+    </w:p>
+    <w:p>
+      <w:pPr>
+        <w:spacing w:after="80"/>
+      </w:pPr>
+      <w:r>
+        <w:rPr>
+          <w:rFonts w:eastAsia="Calibri"/>
+          <w:sz w:val="21"/>
+        </w:rPr>
+        <w:t>Run this after run-all. It builds the console API and the web UI, starts both detached and issues the console certificate from the dev CA on first start. Add --foreground to keep it attached.</w:t>
+      </w:r>
+    </w:p>
+    <w:p>
+      <w:pPr>
+        <w:shd w:val="clear" w:color="auto" w:fill="F3F4F6"/>
+        <w:spacing w:before="60" w:after="120"/>
+        <w:ind w:left="144"/>
+      </w:pPr>
+      <w:r>
+        <w:rPr>
+          <w:rFonts w:ascii="Consolas" w:eastAsia="Consolas" w:hAnsi="Consolas"/>
+          <w:sz w:val="17"/>
+        </w:rPr>
+        <w:t>bash scripts/console-run.sh</w:t>
+      </w:r>
+    </w:p>
+    <w:p>
+      <w:pPr>
+        <w:spacing w:before="120" w:after="40"/>
+      </w:pPr>
+      <w:r>
+        <w:rPr>
+          <w:b/>
+          <w:color w:val="1E3A8A"/>
+          <w:sz w:val="22"/>
+        </w:rPr>
+        <w:t xml:space="preserve">Step 3  </w:t>
+      </w:r>
+      <w:r>
+        <w:rPr>
+          <w:b/>
+          <w:sz w:val="22"/>
+        </w:rPr>
+        <w:t>Create the first user</w:t>
+      </w:r>
+    </w:p>
+    <w:p>
+      <w:pPr>
+        <w:spacing w:after="80"/>
+      </w:pPr>
+      <w:r>
+        <w:rPr>
+          <w:rFonts w:eastAsia="Calibri"/>
+          <w:sz w:val="21"/>
+        </w:rPr>
+        <w:t>Console accounts are separate from tenants. The password (12 characters or more) is read from standard input, or from DXPS_CONSOLE_PASSWORD.</w:t>
+      </w:r>
+    </w:p>
+    <w:p>
+      <w:pPr>
+        <w:shd w:val="clear" w:color="auto" w:fill="F3F4F6"/>
+        <w:spacing w:before="60" w:after="120"/>
+        <w:ind w:left="144"/>
+      </w:pPr>
+      <w:r>
+        <w:rPr>
+          <w:rFonts w:ascii="Consolas" w:eastAsia="Consolas" w:hAnsi="Consolas"/>
+          <w:sz w:val="17"/>
+        </w:rPr>
+        <w:t>~/dxps-runtime/bin/console useradd -name admin -roles admin</w:t>
+      </w:r>
+    </w:p>
+    <w:p>
+      <w:pPr>
+        <w:spacing w:before="120" w:after="40"/>
+      </w:pPr>
+      <w:r>
+        <w:rPr>
+          <w:b/>
+          <w:color w:val="1E3A8A"/>
+          <w:sz w:val="22"/>
+        </w:rPr>
+        <w:t xml:space="preserve">Step 4  </w:t>
+      </w:r>
+      <w:r>
+        <w:rPr>
+          <w:b/>
+          <w:sz w:val="22"/>
+        </w:rPr>
+        <w:t>Sign in</w:t>
+      </w:r>
+    </w:p>
+    <w:p>
+      <w:pPr>
+        <w:spacing w:after="80"/>
+      </w:pPr>
+      <w:r>
+        <w:rPr>
+          <w:rFonts w:eastAsia="Calibri"/>
+          <w:sz w:val="21"/>
+        </w:rPr>
+        <w:t>Browse to https://localhost:8092 and sign in. Create further accounts with the right roles on the Users page. On a remote server, tunnel it: ssh -L 8092:127.0.0.1:8092 user@server.</w:t>
+      </w:r>
+    </w:p>
+    <w:p>
+      <w:pPr>
+        <w:spacing w:before="120" w:after="40"/>
+      </w:pPr>
+      <w:r>
+        <w:rPr>
+          <w:b/>
+          <w:color w:val="1E3A8A"/>
+          <w:sz w:val="22"/>
+        </w:rPr>
+        <w:t xml:space="preserve">Step 5  </w:t>
+      </w:r>
+      <w:r>
+        <w:rPr>
+          <w:b/>
+          <w:sz w:val="22"/>
+        </w:rPr>
+        <w:t>Stop</w:t>
+      </w:r>
+    </w:p>
+    <w:p>
+      <w:pPr>
+        <w:shd w:val="clear" w:color="auto" w:fill="F3F4F6"/>
+        <w:spacing w:before="60" w:after="120"/>
+        <w:ind w:left="144"/>
+      </w:pPr>
+      <w:r>
+        <w:rPr>
+          <w:rFonts w:ascii="Consolas" w:eastAsia="Consolas" w:hAnsi="Consolas"/>
+          <w:sz w:val="17"/>
+        </w:rPr>
+        <w:t>bash scripts/console-stop.sh</w:t>
+      </w:r>
+    </w:p>
+    <w:tbl>
+      <w:tblPr>
+        <w:tblStyle w:val="TableGrid"/>
+        <w:tblW w:w="0" w:type="auto"/>
+        <w:jc w:val="center"/>
+        <w:tblLook w:val="04A0" w:firstRow="1" w:lastRow="0" w:firstColumn="1" w:lastColumn="0" w:noHBand="0" w:noVBand="1"/>
+      </w:tblPr>
+      <w:tblGrid>
+        <w:gridCol w:w="3456"/>
+        <w:gridCol w:w="6624"/>
+      </w:tblGrid>
+      <w:tr>
+        <w:trPr>
+          <w:jc w:val="center"/>
+        </w:trPr>
+        <w:tc>
+          <w:tcPr>
+            <w:tcW w:w="3456" w:type="dxa"/>
+            <w:shd w:val="clear" w:color="auto" w:fill="1E3A8A"/>
+          </w:tcPr>
+          <w:p>
+            <w:r>
+              <w:rPr>
+                <w:rFonts w:eastAsia="Calibri"/>
+                <w:b/>
+                <w:color w:val="FFFFFF"/>
+                <w:sz w:val="16"/>
+              </w:rPr>
+              <w:t>Role</w:t>
+            </w:r>
+          </w:p>
+        </w:tc>
+        <w:tc>
+          <w:tcPr>
+            <w:tcW w:w="6624" w:type="dxa"/>
+            <w:shd w:val="clear" w:color="auto" w:fill="1E3A8A"/>
+          </w:tcPr>
+          <w:p>
+            <w:r>
+              <w:rPr>
+                <w:rFonts w:eastAsia="Calibri"/>
+                <w:b/>
+                <w:color w:val="FFFFFF"/>
+                <w:sz w:val="16"/>
+              </w:rPr>
+              <w:t>Can</w:t>
+            </w:r>
+          </w:p>
+        </w:tc>
+      </w:tr>
+      <w:tr>
+        <w:trPr>
+          <w:jc w:val="center"/>
+        </w:trPr>
+        <w:tc>
+          <w:tcPr>
+            <w:tcW w:w="3456" w:type="dxa"/>
+          </w:tcPr>
+          <w:p>
+            <w:r>
+              <w:rPr>
+                <w:rFonts w:eastAsia="Calibri"/>
+                <w:sz w:val="16"/>
+              </w:rPr>
+              <w:t>viewer</w:t>
+            </w:r>
+          </w:p>
+        </w:tc>
+        <w:tc>
+          <w:tcPr>
+            <w:tcW w:w="6624" w:type="dxa"/>
+          </w:tcPr>
+          <w:p>
+            <w:r>
+              <w:rPr>
+                <w:rFonts w:eastAsia="Calibri"/>
+                <w:sz w:val="16"/>
+              </w:rPr>
+              <w:t>See every page</w:t>
+            </w:r>
+          </w:p>
+        </w:tc>
+      </w:tr>
+      <w:tr>
+        <w:trPr>
+          <w:jc w:val="center"/>
+        </w:trPr>
+        <w:tc>
+          <w:tcPr>
+            <w:tcW w:w="3456" w:type="dxa"/>
+            <w:shd w:val="clear" w:color="auto" w:fill="F1F5F9"/>
+          </w:tcPr>
+          <w:p>
+            <w:r>
+              <w:rPr>
+                <w:rFonts w:eastAsia="Calibri"/>
+                <w:sz w:val="16"/>
+              </w:rPr>
+              <w:t>operator</w:t>
+            </w:r>
+          </w:p>
+        </w:tc>
+        <w:tc>
+          <w:tcPr>
+            <w:tcW w:w="6624" w:type="dxa"/>
+            <w:shd w:val="clear" w:color="auto" w:fill="F1F5F9"/>
+          </w:tcPr>
+          <w:p>
+            <w:r>
+              <w:rPr>
+                <w:rFonts w:eastAsia="Calibri"/>
+                <w:sz w:val="16"/>
+              </w:rPr>
+              <w:t>Also submit and cancel orders, inject NE faults, redrive dead letters, start load runs and probes</w:t>
+            </w:r>
+          </w:p>
+        </w:tc>
+      </w:tr>
+      <w:tr>
+        <w:trPr>
+          <w:jc w:val="center"/>
+        </w:trPr>
+        <w:tc>
+          <w:tcPr>
+            <w:tcW w:w="3456" w:type="dxa"/>
+          </w:tcPr>
+          <w:p>
+            <w:r>
+              <w:rPr>
+                <w:rFonts w:eastAsia="Calibri"/>
+                <w:sz w:val="16"/>
+              </w:rPr>
+              <w:t>configurator</w:t>
+            </w:r>
+          </w:p>
+        </w:tc>
+        <w:tc>
+          <w:tcPr>
+            <w:tcW w:w="6624" w:type="dxa"/>
+          </w:tcPr>
+          <w:p>
+            <w:r>
+              <w:rPr>
+                <w:rFonts w:eastAsia="Calibri"/>
+                <w:sz w:val="16"/>
+              </w:rPr>
+              <w:t>Also edit tenants, NE limits and entitlements, work on catalog drafts and use the Template Lab</w:t>
+            </w:r>
+          </w:p>
+        </w:tc>
+      </w:tr>
+      <w:tr>
+        <w:trPr>
+          <w:jc w:val="center"/>
+        </w:trPr>
+        <w:tc>
+          <w:tcPr>
+            <w:tcW w:w="3456" w:type="dxa"/>
+            <w:shd w:val="clear" w:color="auto" w:fill="F1F5F9"/>
+          </w:tcPr>
+          <w:p>
+            <w:r>
+              <w:rPr>
+                <w:rFonts w:eastAsia="Calibri"/>
+                <w:sz w:val="16"/>
+              </w:rPr>
+              <w:t>admin</w:t>
+            </w:r>
+          </w:p>
+        </w:tc>
+        <w:tc>
+          <w:tcPr>
+            <w:tcW w:w="6624" w:type="dxa"/>
+            <w:shd w:val="clear" w:color="auto" w:fill="F1F5F9"/>
+          </w:tcPr>
+          <w:p>
+            <w:r>
+              <w:rPr>
+                <w:rFonts w:eastAsia="Calibri"/>
+                <w:sz w:val="16"/>
+              </w:rPr>
+              <w:t>Also manage console users</w:t>
+            </w:r>
+          </w:p>
+        </w:tc>
+      </w:tr>
+    </w:tbl>
+    <w:p>
+      <w:pPr>
+        <w:spacing w:after="40"/>
+      </w:pPr>
+    </w:p>
+    <w:tbl>
+      <w:tblPr>
+        <w:tblStyle w:val="TableGrid"/>
+        <w:tblW w:w="0" w:type="auto"/>
+        <w:jc w:val="center"/>
+        <w:tblLook w:val="04A0" w:firstRow="1" w:lastRow="0" w:firstColumn="1" w:lastColumn="0" w:noHBand="0" w:noVBand="1"/>
+      </w:tblPr>
+      <w:tblGrid>
+        <w:gridCol w:w="3456"/>
+        <w:gridCol w:w="6624"/>
+      </w:tblGrid>
+      <w:tr>
+        <w:trPr>
+          <w:jc w:val="center"/>
+        </w:trPr>
+        <w:tc>
+          <w:tcPr>
+            <w:tcW w:w="3456" w:type="dxa"/>
+            <w:shd w:val="clear" w:color="auto" w:fill="1E3A8A"/>
+          </w:tcPr>
+          <w:p>
+            <w:r>
+              <w:rPr>
+                <w:rFonts w:eastAsia="Calibri"/>
+                <w:b/>
+                <w:color w:val="FFFFFF"/>
+                <w:sz w:val="16"/>
+              </w:rPr>
+              <w:t>Area</w:t>
+            </w:r>
+          </w:p>
+        </w:tc>
+        <w:tc>
+          <w:tcPr>
+            <w:tcW w:w="6624" w:type="dxa"/>
+            <w:shd w:val="clear" w:color="auto" w:fill="1E3A8A"/>
+          </w:tcPr>
+          <w:p>
+            <w:r>
+              <w:rPr>
+                <w:rFonts w:eastAsia="Calibri"/>
+                <w:b/>
+                <w:color w:val="FFFFFF"/>
+                <w:sz w:val="16"/>
+              </w:rPr>
+              <w:t>Pages</w:t>
+            </w:r>
+          </w:p>
+        </w:tc>
+      </w:tr>
+      <w:tr>
+        <w:trPr>
+          <w:jc w:val="center"/>
+        </w:trPr>
+        <w:tc>
+          <w:tcPr>
+            <w:tcW w:w="3456" w:type="dxa"/>
+          </w:tcPr>
+          <w:p>
+            <w:r>
+              <w:rPr>
+                <w:rFonts w:eastAsia="Calibri"/>
+                <w:sz w:val="16"/>
+              </w:rPr>
+              <w:t>Operations</w:t>
+            </w:r>
+          </w:p>
+        </w:tc>
+        <w:tc>
+          <w:tcPr>
+            <w:tcW w:w="6624" w:type="dxa"/>
+          </w:tcPr>
+          <w:p>
+            <w:r>
+              <w:rPr>
+                <w:rFonts w:eastAsia="Calibri"/>
+                <w:sz w:val="16"/>
+              </w:rPr>
+              <w:t>Dashboard, Service orders (task graph, NE requests and responses, attempts, cancel), NE tasks, Dead letters, Network and simulators (fault injection), Kafka</w:t>
+            </w:r>
+          </w:p>
+        </w:tc>
+      </w:tr>
+      <w:tr>
+        <w:trPr>
+          <w:jc w:val="center"/>
+        </w:trPr>
+        <w:tc>
+          <w:tcPr>
+            <w:tcW w:w="3456" w:type="dxa"/>
+            <w:shd w:val="clear" w:color="auto" w:fill="F1F5F9"/>
+          </w:tcPr>
+          <w:p>
+            <w:r>
+              <w:rPr>
+                <w:rFonts w:eastAsia="Calibri"/>
+                <w:sz w:val="16"/>
+              </w:rPr>
+              <w:t>Configuration</w:t>
+            </w:r>
+          </w:p>
+        </w:tc>
+        <w:tc>
+          <w:tcPr>
+            <w:tcW w:w="6624" w:type="dxa"/>
+            <w:shd w:val="clear" w:color="auto" w:fill="F1F5F9"/>
+          </w:tcPr>
+          <w:p>
+            <w:r>
+              <w:rPr>
+                <w:rFonts w:eastAsia="Calibri"/>
+                <w:sz w:val="16"/>
+              </w:rPr>
+              <w:t>Service catalog, Catalog studio, Template Lab, Order composer, Tenants, NE inventory</w:t>
+            </w:r>
+          </w:p>
+        </w:tc>
+      </w:tr>
+      <w:tr>
+        <w:trPr>
+          <w:jc w:val="center"/>
+        </w:trPr>
+        <w:tc>
+          <w:tcPr>
+            <w:tcW w:w="3456" w:type="dxa"/>
+          </w:tcPr>
+          <w:p>
+            <w:r>
+              <w:rPr>
+                <w:rFonts w:eastAsia="Calibri"/>
+                <w:sz w:val="16"/>
+              </w:rPr>
+              <w:t>Insight</w:t>
+            </w:r>
+          </w:p>
+        </w:tc>
+        <w:tc>
+          <w:tcPr>
+            <w:tcW w:w="6624" w:type="dxa"/>
+          </w:tcPr>
+          <w:p>
+            <w:r>
+              <w:rPr>
+                <w:rFonts w:eastAsia="Calibri"/>
+                <w:sz w:val="16"/>
+              </w:rPr>
+              <w:t>Reports, Load and probes, Test results, Webhooks, Audit trail</w:t>
+            </w:r>
+          </w:p>
+        </w:tc>
+      </w:tr>
+      <w:tr>
+        <w:trPr>
+          <w:jc w:val="center"/>
+        </w:trPr>
+        <w:tc>
+          <w:tcPr>
+            <w:tcW w:w="3456" w:type="dxa"/>
+            <w:shd w:val="clear" w:color="auto" w:fill="F1F5F9"/>
+          </w:tcPr>
+          <w:p>
+            <w:r>
+              <w:rPr>
+                <w:rFonts w:eastAsia="Calibri"/>
+                <w:sz w:val="16"/>
+              </w:rPr>
+              <w:t>Administration</w:t>
+            </w:r>
+          </w:p>
+        </w:tc>
+        <w:tc>
+          <w:tcPr>
+            <w:tcW w:w="6624" w:type="dxa"/>
+            <w:shd w:val="clear" w:color="auto" w:fill="F1F5F9"/>
+          </w:tcPr>
+          <w:p>
+            <w:r>
+              <w:rPr>
+                <w:rFonts w:eastAsia="Calibri"/>
+                <w:sz w:val="16"/>
+              </w:rPr>
+              <w:t>Users, Settings, My account</w:t>
+            </w:r>
+          </w:p>
+        </w:tc>
+      </w:tr>
+    </w:tbl>
+    <w:p>
+      <w:pPr>
+        <w:spacing w:after="40"/>
+      </w:pPr>
+    </w:p>
+    <w:p>
+      <w:pPr>
+        <w:spacing w:after="80"/>
+      </w:pPr>
+      <w:r>
+        <w:rPr>
+          <w:rFonts w:eastAsia="Calibri"/>
+          <w:sz w:val="21"/>
+        </w:rPr>
+        <w:t>Changing the catalog: the services run with the catalog compiled in, so catalog changes are made as drafts. Create a draft in the Catalog studio (or with Create override draft on a spec), edit it, Validate it (the whole catalog is loaded with the change and each spec's example is run through the Lab), try it in the Template Lab, then Export it, copy the files into dxps/internal/catalog/data and restart with run-all.</w:t>
+      </w:r>
+    </w:p>
+    <w:p>
+      <w:pPr>
+        <w:spacing w:after="80"/>
+        <w:ind w:left="288"/>
+      </w:pPr>
+      <w:r>
+        <w:rPr>
+          <w:rFonts w:eastAsia="Calibri"/>
+          <w:i/>
+          <w:color w:val="4B5563"/>
+          <w:sz w:val="19"/>
+        </w:rPr>
+        <w:lastRenderedPageBreak/>
+        <w:t>Note: Tenant, NE limit and entitlement edits apply live within about 10 seconds and are written to the DxPS audit trail with actor console:&lt;user&gt;. run-all re-seeds the demo tenants and inventory when it starts, so those edits return to the seed values after a restart.</w:t>
+      </w:r>
+    </w:p>
+    <w:p>
+      <w:pPr>
+        <w:pStyle w:val="Heading2"/>
+      </w:pPr>
+      <w:bookmarkStart w:id="11" w:name="_Toc243095568"/>
+      <w:r>
+        <w:rPr>
+          <w:color w:val="1E3A8A"/>
+        </w:rPr>
+        <w:t>7.5 Regenerate the test-case document</w:t>
+      </w:r>
+      <w:bookmarkEnd w:id="11"/>
+    </w:p>
+    <w:p>
+      <w:pPr>
+        <w:spacing w:after="80"/>
+      </w:pPr>
+      <w:r>
+        <w:rPr>
+          <w:rFonts w:eastAsia="Calibri"/>
+          <w:sz w:val="21"/>
+        </w:rPr>
+        <w:t>After test-all, the Word report can be rebuilt from the new results with Python 3.10+, python-docx and matplotlib (design/build_dxps_testcases_docx.py in the delivery workspace). On Windows, Word exports the PDF; on Ubuntu/macOS use LibreOffice: soffice --headless --convert-to pdf DxPS_Test_Cases_and_Results.docx.</w:t>
+      </w:r>
+    </w:p>
+    <w:p>
+      <w:pPr>
         <w:pStyle w:val="Heading1"/>
       </w:pPr>
-      <w:bookmarkStart w:id="11" w:name="_Toc242270656"/>
+      <w:bookmarkStart w:id="12" w:name="_Toc243095569"/>
       <w:r>
         <w:rPr>
           <w:color w:val="1E3A8A"/>
         </w:rPr>
         <w:t>8. Configuration reference</w:t>
       </w:r>
-      <w:bookmarkEnd w:id="11"/>
+      <w:bookmarkEnd w:id="12"/>
     </w:p>
     <w:tbl>
       <w:tblPr>
@@ -6023,14 +7174,14 @@
       <w:pPr>
         <w:pStyle w:val="Heading1"/>
       </w:pPr>
-      <w:bookmarkStart w:id="12" w:name="_Toc242270657"/>
+      <w:bookmarkStart w:id="13" w:name="_Toc243095570"/>
       <w:r>
         <w:rPr>
           <w:color w:val="1E3A8A"/>
         </w:rPr>
         <w:t>9. Troubleshooting</w:t>
       </w:r>
-      <w:bookmarkEnd w:id="12"/>
+      <w:bookmarkEnd w:id="13"/>
     </w:p>
     <w:tbl>
       <w:tblPr>
@@ -6402,6 +7553,142 @@
                 <w:rFonts w:eastAsia="Calibri"/>
                 <w:sz w:val="16"/>
               </w:rPr>
+              <w:t>console-run: 'Node.js 22.12+ is required'</w:t>
+            </w:r>
+          </w:p>
+        </w:tc>
+        <w:tc>
+          <w:tcPr>
+            <w:tcW w:w="6624" w:type="dxa"/>
+            <w:shd w:val="clear" w:color="auto" w:fill="F1F5F9"/>
+          </w:tcPr>
+          <w:p>
+            <w:r>
+              <w:rPr>
+                <w:rFonts w:eastAsia="Calibri"/>
+                <w:sz w:val="16"/>
+              </w:rPr>
+              <w:t>Install Node.js 22 (section 7.4) and open a new terminal so node is on PATH.</w:t>
+            </w:r>
+          </w:p>
+        </w:tc>
+      </w:tr>
+      <w:tr>
+        <w:trPr>
+          <w:jc w:val="center"/>
+        </w:trPr>
+        <w:tc>
+          <w:tcPr>
+            <w:tcW w:w="3456" w:type="dxa"/>
+          </w:tcPr>
+          <w:p>
+            <w:r>
+              <w:rPr>
+                <w:rFonts w:eastAsia="Calibri"/>
+                <w:sz w:val="16"/>
+              </w:rPr>
+              <w:t>console-run: 'UI build failed'</w:t>
+            </w:r>
+          </w:p>
+        </w:tc>
+        <w:tc>
+          <w:tcPr>
+            <w:tcW w:w="6624" w:type="dxa"/>
+          </w:tcPr>
+          <w:p>
+            <w:r>
+              <w:rPr>
+                <w:rFonts w:eastAsia="Calibri"/>
+                <w:sz w:val="16"/>
+              </w:rPr>
+              <w:t>Read logs/svc/console-ui-build.out. Without network access to the npm registry, the first build cannot install the UI packages.</w:t>
+            </w:r>
+          </w:p>
+        </w:tc>
+      </w:tr>
+      <w:tr>
+        <w:trPr>
+          <w:jc w:val="center"/>
+        </w:trPr>
+        <w:tc>
+          <w:tcPr>
+            <w:tcW w:w="3456" w:type="dxa"/>
+            <w:shd w:val="clear" w:color="auto" w:fill="F1F5F9"/>
+          </w:tcPr>
+          <w:p>
+            <w:r>
+              <w:rPr>
+                <w:rFonts w:eastAsia="Calibri"/>
+                <w:sz w:val="16"/>
+              </w:rPr>
+              <w:t>Console sign-in fails with the right password</w:t>
+            </w:r>
+          </w:p>
+        </w:tc>
+        <w:tc>
+          <w:tcPr>
+            <w:tcW w:w="6624" w:type="dxa"/>
+            <w:shd w:val="clear" w:color="auto" w:fill="F1F5F9"/>
+          </w:tcPr>
+          <w:p>
+            <w:r>
+              <w:rPr>
+                <w:rFonts w:eastAsia="Calibri"/>
+                <w:sz w:val="16"/>
+              </w:rPr>
+              <w:t>Five wrong passwords in a row lock the account until an admin resets its password on the Users page. A disabled account cannot sign in either.</w:t>
+            </w:r>
+          </w:p>
+        </w:tc>
+      </w:tr>
+      <w:tr>
+        <w:trPr>
+          <w:jc w:val="center"/>
+        </w:trPr>
+        <w:tc>
+          <w:tcPr>
+            <w:tcW w:w="3456" w:type="dxa"/>
+          </w:tcPr>
+          <w:p>
+            <w:r>
+              <w:rPr>
+                <w:rFonts w:eastAsia="Calibri"/>
+                <w:sz w:val="16"/>
+              </w:rPr>
+              <w:t>Console pages show 'console API unavailable'</w:t>
+            </w:r>
+          </w:p>
+        </w:tc>
+        <w:tc>
+          <w:tcPr>
+            <w:tcW w:w="6624" w:type="dxa"/>
+          </w:tcPr>
+          <w:p>
+            <w:r>
+              <w:rPr>
+                <w:rFonts w:eastAsia="Calibri"/>
+                <w:sz w:val="16"/>
+              </w:rPr>
+              <w:t>The console API is not running: start it again with console-run and read logs/svc/console.out.</w:t>
+            </w:r>
+          </w:p>
+        </w:tc>
+      </w:tr>
+      <w:tr>
+        <w:trPr>
+          <w:jc w:val="center"/>
+        </w:trPr>
+        <w:tc>
+          <w:tcPr>
+            <w:tcW w:w="3456" w:type="dxa"/>
+            <w:shd w:val="clear" w:color="auto" w:fill="F1F5F9"/>
+          </w:tcPr>
+          <w:p>
+            <w:r>
+              <w:rPr>
+                <w:rFonts w:eastAsia="Calibri"/>
+                <w:sz w:val="16"/>
+              </w:rPr>
               <w:t>Start from scratch</w:t>
             </w:r>
           </w:p>
@@ -6432,14 +7719,14 @@
       <w:pPr>
         <w:pStyle w:val="Heading1"/>
       </w:pPr>
-      <w:bookmarkStart w:id="13" w:name="_Toc242270658"/>
+      <w:bookmarkStart w:id="14" w:name="_Toc243095571"/>
       <w:r>
         <w:rPr>
           <w:color w:val="1E3A8A"/>
         </w:rPr>
         <w:t>10. Security notes</w:t>
       </w:r>
-      <w:bookmarkEnd w:id="13"/>
+      <w:bookmarkEnd w:id="14"/>
     </w:p>
     <w:p>
       <w:pPr>
@@ -6464,6 +7751,7 @@
           <w:rFonts w:eastAsia="Calibri"/>
           <w:sz w:val="21"/>
         </w:rPr>
+        <w:lastRenderedPageBreak/>
         <w:t>PostgreSQL accepts only TLS 1.3 + SCRAM-SHA-256 on loopback; the application role is subject to row-level security.</w:t>
       </w:r>
     </w:p>
@@ -6490,22 +7778,34 @@
           <w:rFonts w:eastAsia="Calibri"/>
           <w:sz w:val="21"/>
         </w:rPr>
-        <w:lastRenderedPageBreak/>
-        <w:t>The dev CA, PLAINTEXT Kafka on loopback and the single-node layout are for development and demonstration. Production uses the HLD/LLD deployment (Kafka SASL_SSL, managed PKI/HSM, Kubernetes).</w:t>
+        <w:t>The console API listens on loopback only and the web UI is served over TLS. The session token is kept in an HttpOnly, SameSite=Strict, Secure cookie that page scripts cannot read, and every change needs a CSRF header. Orders from the console go through the gateway with a 2-minute token limited to order read and write.</w:t>
       </w:r>
     </w:p>
     <w:p>
       <w:pPr>
+        <w:pStyle w:val="ListBullet"/>
+        <w:spacing w:after="20"/>
+      </w:pPr>
+      <w:r>
+        <w:rPr>
+          <w:rFonts w:eastAsia="Calibri"/>
+          <w:sz w:val="21"/>
+        </w:rPr>
+        <w:t>The dev CA, PLAINTEXT Kafka on loopback and the single-node layout are for development and demonstration. Production uses the HLD/LLD deployment (Kafka SASL_SSL, managed PKI/HSM, Kubernetes).</w:t>
+      </w:r>
+    </w:p>
+    <w:p>
+      <w:pPr>
         <w:pStyle w:val="Heading1"/>
       </w:pPr>
-      <w:bookmarkStart w:id="14" w:name="_Toc242270659"/>
+      <w:bookmarkStart w:id="15" w:name="_Toc243095572"/>
       <w:r>
         <w:rPr>
           <w:color w:val="1E3A8A"/>
         </w:rPr>
         <w:t>11. Uninstall</w:t>
       </w:r>
-      <w:bookmarkEnd w:id="14"/>
+      <w:bookmarkEnd w:id="15"/>
     </w:p>
     <w:p>
       <w:pPr>
@@ -6572,7 +7872,7 @@
 </file>
 
 <file path=word/endnotes.xml><?xml version="1.0" encoding="utf-8"?>
-<w:endnotes xmlns:wpc="http://schemas.microsoft.com/office/word/2010/wordprocessingCanvas" xmlns:cx="http://schemas.microsoft.com/office/drawing/2014/chartex" xmlns:cx1="http://schemas.microsoft.com/office/drawing/2015/9/8/chartex" xmlns:cx2="http://schemas.microsoft.com/office/drawing/2015/10/21/chartex" xmlns:cx3="http://schemas.microsoft.com/office/drawing/2016/5/9/chartex" xmlns:cx4="http://schemas.microsoft.com/office/drawing/2016/5/10/chartex" xmlns:cx5="http://schemas.microsoft.com/office/drawing/2016/5/11/chartex" xmlns:cx6="http://schemas.microsoft.com/office/drawing/2016/5/12/chartex" xmlns:cx7="http://schemas.microsoft.com/office/drawing/2016/5/13/chartex" xmlns:cx8="http://schemas.microsoft.com/office/drawing/2016/5/14/chartex" xmlns:mc="http://schemas.openxmlformats.org/markup-compatibility/2006" xmlns:aink="http://schemas.microsoft.com/office/drawing/2016/ink" xmlns:am3d="http://schemas.microsoft.com/office/drawing/2017/model3d" xmlns:o="urn:schemas-microsoft-com:office:office" xmlns:oel="http://schemas.microsoft.com/office/2019/extlst" xmlns:r="http://schemas.openxmlformats.org/officeDocument/2006/relationships" xmlns:m="http://schemas.openxmlformats.org/officeDocument/2006/math" xmlns:v="urn:schemas-microsoft-com:vml" xmlns:wp14="http://schemas.microsoft.com/office/word/2010/wordprocessingDrawing" xmlns:wp="http://schemas.openxmlformats.org/drawingml/2006/wordprocessingDrawing" xmlns:w10="urn:schemas-microsoft-com:office:word" xmlns:w="http://schemas.openxmlformats.org/wordprocessingml/2006/main" xmlns:w14="http://schemas.microsoft.com/office/word/2010/wordml" xmlns:w15="http://schemas.microsoft.com/office/word/2012/wordml" xmlns:w16cex="http://schemas.microsoft.com/office/word/2018/wordml/cex" xmlns:w16cid="http://schemas.microsoft.com/office/word/2016/wordml/cid" xmlns:w16="http://schemas.microsoft.com/office/word/2018/wordml" xmlns:w16du="http://schemas.microsoft.com/office/word/2023/wordml/word16du" xmlns:w16sdtdh="http://schemas.microsoft.com/office/word/2020/wordml/sdtdatahash" xmlns:w16sdtfl="http://schemas.microsoft.com/office/word/2024/wordml/sdtformatlock" xmlns:w16se="http://schemas.microsoft.com/office/word/2015/wordml/symex" xmlns:wpg="http://schemas.microsoft.com/office/word/2010/wordprocessingGroup" xmlns:wpi="http://schemas.microsoft.com/office/word/2010/wordprocessingInk" xmlns:wne="http://schemas.microsoft.com/office/word/2006/wordml" xmlns:wps="http://schemas.microsoft.com/office/word/2010/wordprocessingShape" mc:Ignorable="w14 w15 w16se w16cid w16 w16cex w16sdtdh w16sdtfl w16du wp14">
+<w:endnotes xmlns:wpc="http://schemas.microsoft.com/office/word/2010/wordprocessingCanvas" xmlns:cx="http://schemas.microsoft.com/office/drawing/2014/chartex" xmlns:cx1="http://schemas.microsoft.com/office/drawing/2015/9/8/chartex" xmlns:cx2="http://schemas.microsoft.com/office/drawing/2015/10/21/chartex" xmlns:cx3="http://schemas.microsoft.com/office/drawing/2016/5/9/chartex" xmlns:cx4="http://schemas.microsoft.com/office/drawing/2016/5/10/chartex" xmlns:cx5="http://schemas.microsoft.com/office/drawing/2016/5/11/chartex" xmlns:cx6="http://schemas.microsoft.com/office/drawing/2016/5/12/chartex" xmlns:cx7="http://schemas.microsoft.com/office/drawing/2016/5/13/chartex" xmlns:cx8="http://schemas.microsoft.com/office/drawing/2016/5/14/chartex" xmlns:mc="http://schemas.openxmlformats.org/markup-compatibility/2006" xmlns:m="http://schemas.openxmlformats.org/officeDocument/2006/math" xmlns:aink="http://schemas.microsoft.com/office/drawing/2016/ink" xmlns:am3d="http://schemas.microsoft.com/office/drawing/2017/model3d" xmlns:oel="http://schemas.microsoft.com/office/2019/extlst" xmlns:r="http://schemas.openxmlformats.org/officeDocument/2006/relationships" xmlns:wp14="http://schemas.microsoft.com/office/word/2010/wordprocessingDrawing" xmlns:wp="http://schemas.openxmlformats.org/drawingml/2006/wordprocessingDrawing" xmlns:wpg="http://schemas.microsoft.com/office/word/2010/wordprocessingGroup" xmlns:wpi="http://schemas.microsoft.com/office/word/2010/wordprocessingInk" xmlns:wps="http://schemas.microsoft.com/office/word/2010/wordprocessingShape" xmlns:o="urn:schemas-microsoft-com:office:office" xmlns:v="urn:schemas-microsoft-com:vml" xmlns:w10="urn:schemas-microsoft-com:office:word" xmlns:w="http://schemas.openxmlformats.org/wordprocessingml/2006/main" xmlns:w14="http://schemas.microsoft.com/office/word/2010/wordml" xmlns:w15="http://schemas.microsoft.com/office/word/2012/wordml" xmlns:w16cex="http://schemas.microsoft.com/office/word/2018/wordml/cex" xmlns:w16cid="http://schemas.microsoft.com/office/word/2016/wordml/cid" xmlns:w16="http://schemas.microsoft.com/office/word/2018/wordml" xmlns:w16sdtdh="http://schemas.microsoft.com/office/word/2020/wordml/sdtdatahash" xmlns:w16sdtfl="http://schemas.microsoft.com/office/word/2024/wordml/sdtformatlock" xmlns:w16se="http://schemas.microsoft.com/office/word/2015/wordml/symex" xmlns:w16du="http://schemas.microsoft.com/office/word/2023/wordml/word16du" xmlns:wne="http://schemas.microsoft.com/office/word/2006/wordml" mc:Ignorable="w14 w15 w16se w16cid w16 w16cex w16sdtdh w16sdtfl w16du wp14">
   <w:endnote w:type="separator" w:id="-1">
     <w:p>
       <w:pPr>
@@ -6597,7 +7897,7 @@
 </file>
 
 <file path=word/footer1.xml><?xml version="1.0" encoding="utf-8"?>
-<w:ftr xmlns:wpc="http://schemas.microsoft.com/office/word/2010/wordprocessingCanvas" xmlns:cx="http://schemas.microsoft.com/office/drawing/2014/chartex" xmlns:cx1="http://schemas.microsoft.com/office/drawing/2015/9/8/chartex" xmlns:cx2="http://schemas.microsoft.com/office/drawing/2015/10/21/chartex" xmlns:cx3="http://schemas.microsoft.com/office/drawing/2016/5/9/chartex" xmlns:cx4="http://schemas.microsoft.com/office/drawing/2016/5/10/chartex" xmlns:cx5="http://schemas.microsoft.com/office/drawing/2016/5/11/chartex" xmlns:cx6="http://schemas.microsoft.com/office/drawing/2016/5/12/chartex" xmlns:cx7="http://schemas.microsoft.com/office/drawing/2016/5/13/chartex" xmlns:cx8="http://schemas.microsoft.com/office/drawing/2016/5/14/chartex" xmlns:mc="http://schemas.openxmlformats.org/markup-compatibility/2006" xmlns:aink="http://schemas.microsoft.com/office/drawing/2016/ink" xmlns:am3d="http://schemas.microsoft.com/office/drawing/2017/model3d" xmlns:o="urn:schemas-microsoft-com:office:office" xmlns:oel="http://schemas.microsoft.com/office/2019/extlst" xmlns:r="http://schemas.openxmlformats.org/officeDocument/2006/relationships" xmlns:m="http://schemas.openxmlformats.org/officeDocument/2006/math" xmlns:v="urn:schemas-microsoft-com:vml" xmlns:wp14="http://schemas.microsoft.com/office/word/2010/wordprocessingDrawing" xmlns:wp="http://schemas.openxmlformats.org/drawingml/2006/wordprocessingDrawing" xmlns:w10="urn:schemas-microsoft-com:office:word" xmlns:w="http://schemas.openxmlformats.org/wordprocessingml/2006/main" xmlns:w14="http://schemas.microsoft.com/office/word/2010/wordml" xmlns:w15="http://schemas.microsoft.com/office/word/2012/wordml" xmlns:w16cex="http://schemas.microsoft.com/office/word/2018/wordml/cex" xmlns:w16cid="http://schemas.microsoft.com/office/word/2016/wordml/cid" xmlns:w16="http://schemas.microsoft.com/office/word/2018/wordml" xmlns:w16du="http://schemas.microsoft.com/office/word/2023/wordml/word16du" xmlns:w16sdtdh="http://schemas.microsoft.com/office/word/2020/wordml/sdtdatahash" xmlns:w16sdtfl="http://schemas.microsoft.com/office/word/2024/wordml/sdtformatlock" xmlns:w16se="http://schemas.microsoft.com/office/word/2015/wordml/symex" xmlns:wpg="http://schemas.microsoft.com/office/word/2010/wordprocessingGroup" xmlns:wpi="http://schemas.microsoft.com/office/word/2010/wordprocessingInk" xmlns:wne="http://schemas.microsoft.com/office/word/2006/wordml" xmlns:wps="http://schemas.microsoft.com/office/word/2010/wordprocessingShape" mc:Ignorable="w14 w15 w16se w16cid w16 w16cex w16sdtdh w16sdtfl w16du wp14">
+<w:ftr xmlns:wpc="http://schemas.microsoft.com/office/word/2010/wordprocessingCanvas" xmlns:cx="http://schemas.microsoft.com/office/drawing/2014/chartex" xmlns:cx1="http://schemas.microsoft.com/office/drawing/2015/9/8/chartex" xmlns:cx2="http://schemas.microsoft.com/office/drawing/2015/10/21/chartex" xmlns:cx3="http://schemas.microsoft.com/office/drawing/2016/5/9/chartex" xmlns:cx4="http://schemas.microsoft.com/office/drawing/2016/5/10/chartex" xmlns:cx5="http://schemas.microsoft.com/office/drawing/2016/5/11/chartex" xmlns:cx6="http://schemas.microsoft.com/office/drawing/2016/5/12/chartex" xmlns:cx7="http://schemas.microsoft.com/office/drawing/2016/5/13/chartex" xmlns:cx8="http://schemas.microsoft.com/office/drawing/2016/5/14/chartex" xmlns:mc="http://schemas.openxmlformats.org/markup-compatibility/2006" xmlns:m="http://schemas.openxmlformats.org/officeDocument/2006/math" xmlns:aink="http://schemas.microsoft.com/office/drawing/2016/ink" xmlns:am3d="http://schemas.microsoft.com/office/drawing/2017/model3d" xmlns:oel="http://schemas.microsoft.com/office/2019/extlst" xmlns:r="http://schemas.openxmlformats.org/officeDocument/2006/relationships" xmlns:wp14="http://schemas.microsoft.com/office/word/2010/wordprocessingDrawing" xmlns:wp="http://schemas.openxmlformats.org/drawingml/2006/wordprocessingDrawing" xmlns:wpg="http://schemas.microsoft.com/office/word/2010/wordprocessingGroup" xmlns:wpi="http://schemas.microsoft.com/office/word/2010/wordprocessingInk" xmlns:wps="http://schemas.microsoft.com/office/word/2010/wordprocessingShape" xmlns:o="urn:schemas-microsoft-com:office:office" xmlns:v="urn:schemas-microsoft-com:vml" xmlns:w10="urn:schemas-microsoft-com:office:word" xmlns:w="http://schemas.openxmlformats.org/wordprocessingml/2006/main" xmlns:w14="http://schemas.microsoft.com/office/word/2010/wordml" xmlns:w15="http://schemas.microsoft.com/office/word/2012/wordml" xmlns:w16cex="http://schemas.microsoft.com/office/word/2018/wordml/cex" xmlns:w16cid="http://schemas.microsoft.com/office/word/2016/wordml/cid" xmlns:w16="http://schemas.microsoft.com/office/word/2018/wordml" xmlns:w16sdtdh="http://schemas.microsoft.com/office/word/2020/wordml/sdtdatahash" xmlns:w16sdtfl="http://schemas.microsoft.com/office/word/2024/wordml/sdtformatlock" xmlns:w16se="http://schemas.microsoft.com/office/word/2015/wordml/symex" xmlns:w16du="http://schemas.microsoft.com/office/word/2023/wordml/word16du" xmlns:wne="http://schemas.microsoft.com/office/word/2006/wordml" mc:Ignorable="w14 w15 w16se w16cid w16 w16cex w16sdtdh w16sdtfl w16du wp14">
   <w:p>
     <w:pPr>
       <w:pStyle w:val="Footer"/>
@@ -6649,7 +7949,7 @@
 </file>
 
 <file path=word/footnotes.xml><?xml version="1.0" encoding="utf-8"?>
-<w:footnotes xmlns:wpc="http://schemas.microsoft.com/office/word/2010/wordprocessingCanvas" xmlns:cx="http://schemas.microsoft.com/office/drawing/2014/chartex" xmlns:cx1="http://schemas.microsoft.com/office/drawing/2015/9/8/chartex" xmlns:cx2="http://schemas.microsoft.com/office/drawing/2015/10/21/chartex" xmlns:cx3="http://schemas.microsoft.com/office/drawing/2016/5/9/chartex" xmlns:cx4="http://schemas.microsoft.com/office/drawing/2016/5/10/chartex" xmlns:cx5="http://schemas.microsoft.com/office/drawing/2016/5/11/chartex" xmlns:cx6="http://schemas.microsoft.com/office/drawing/2016/5/12/chartex" xmlns:cx7="http://schemas.microsoft.com/office/drawing/2016/5/13/chartex" xmlns:cx8="http://schemas.microsoft.com/office/drawing/2016/5/14/chartex" xmlns:mc="http://schemas.openxmlformats.org/markup-compatibility/2006" xmlns:aink="http://schemas.microsoft.com/office/drawing/2016/ink" xmlns:am3d="http://schemas.microsoft.com/office/drawing/2017/model3d" xmlns:o="urn:schemas-microsoft-com:office:office" xmlns:oel="http://schemas.microsoft.com/office/2019/extlst" xmlns:r="http://schemas.openxmlformats.org/officeDocument/2006/relationships" xmlns:m="http://schemas.openxmlformats.org/officeDocument/2006/math" xmlns:v="urn:schemas-microsoft-com:vml" xmlns:wp14="http://schemas.microsoft.com/office/word/2010/wordprocessingDrawing" xmlns:wp="http://schemas.openxmlformats.org/drawingml/2006/wordprocessingDrawing" xmlns:w10="urn:schemas-microsoft-com:office:word" xmlns:w="http://schemas.openxmlformats.org/wordprocessingml/2006/main" xmlns:w14="http://schemas.microsoft.com/office/word/2010/wordml" xmlns:w15="http://schemas.microsoft.com/office/word/2012/wordml" xmlns:w16cex="http://schemas.microsoft.com/office/word/2018/wordml/cex" xmlns:w16cid="http://schemas.microsoft.com/office/word/2016/wordml/cid" xmlns:w16="http://schemas.microsoft.com/office/word/2018/wordml" xmlns:w16du="http://schemas.microsoft.com/office/word/2023/wordml/word16du" xmlns:w16sdtdh="http://schemas.microsoft.com/office/word/2020/wordml/sdtdatahash" xmlns:w16sdtfl="http://schemas.microsoft.com/office/word/2024/wordml/sdtformatlock" xmlns:w16se="http://schemas.microsoft.com/office/word/2015/wordml/symex" xmlns:wpg="http://schemas.microsoft.com/office/word/2010/wordprocessingGroup" xmlns:wpi="http://schemas.microsoft.com/office/word/2010/wordprocessingInk" xmlns:wne="http://schemas.microsoft.com/office/word/2006/wordml" xmlns:wps="http://schemas.microsoft.com/office/word/2010/wordprocessingShape" mc:Ignorable="w14 w15 w16se w16cid w16 w16cex w16sdtdh w16sdtfl w16du wp14">
+<w:footnotes xmlns:wpc="http://schemas.microsoft.com/office/word/2010/wordprocessingCanvas" xmlns:cx="http://schemas.microsoft.com/office/drawing/2014/chartex" xmlns:cx1="http://schemas.microsoft.com/office/drawing/2015/9/8/chartex" xmlns:cx2="http://schemas.microsoft.com/office/drawing/2015/10/21/chartex" xmlns:cx3="http://schemas.microsoft.com/office/drawing/2016/5/9/chartex" xmlns:cx4="http://schemas.microsoft.com/office/drawing/2016/5/10/chartex" xmlns:cx5="http://schemas.microsoft.com/office/drawing/2016/5/11/chartex" xmlns:cx6="http://schemas.microsoft.com/office/drawing/2016/5/12/chartex" xmlns:cx7="http://schemas.microsoft.com/office/drawing/2016/5/13/chartex" xmlns:cx8="http://schemas.microsoft.com/office/drawing/2016/5/14/chartex" xmlns:mc="http://schemas.openxmlformats.org/markup-compatibility/2006" xmlns:m="http://schemas.openxmlformats.org/officeDocument/2006/math" xmlns:aink="http://schemas.microsoft.com/office/drawing/2016/ink" xmlns:am3d="http://schemas.microsoft.com/office/drawing/2017/model3d" xmlns:oel="http://schemas.microsoft.com/office/2019/extlst" xmlns:r="http://schemas.openxmlformats.org/officeDocument/2006/relationships" xmlns:wp14="http://schemas.microsoft.com/office/word/2010/wordprocessingDrawing" xmlns:wp="http://schemas.openxmlformats.org/drawingml/2006/wordprocessingDrawing" xmlns:wpg="http://schemas.microsoft.com/office/word/2010/wordprocessingGroup" xmlns:wpi="http://schemas.microsoft.com/office/word/2010/wordprocessingInk" xmlns:wps="http://schemas.microsoft.com/office/word/2010/wordprocessingShape" xmlns:o="urn:schemas-microsoft-com:office:office" xmlns:v="urn:schemas-microsoft-com:vml" xmlns:w10="urn:schemas-microsoft-com:office:word" xmlns:w="http://schemas.openxmlformats.org/wordprocessingml/2006/main" xmlns:w14="http://schemas.microsoft.com/office/word/2010/wordml" xmlns:w15="http://schemas.microsoft.com/office/word/2012/wordml" xmlns:w16cex="http://schemas.microsoft.com/office/word/2018/wordml/cex" xmlns:w16cid="http://schemas.microsoft.com/office/word/2016/wordml/cid" xmlns:w16="http://schemas.microsoft.com/office/word/2018/wordml" xmlns:w16sdtdh="http://schemas.microsoft.com/office/word/2020/wordml/sdtdatahash" xmlns:w16sdtfl="http://schemas.microsoft.com/office/word/2024/wordml/sdtformatlock" xmlns:w16se="http://schemas.microsoft.com/office/word/2015/wordml/symex" xmlns:w16du="http://schemas.microsoft.com/office/word/2023/wordml/word16du" xmlns:wne="http://schemas.microsoft.com/office/word/2006/wordml" mc:Ignorable="w14 w15 w16se w16cid w16 w16cex w16sdtdh w16sdtfl w16du wp14">
   <w:footnote w:type="separator" w:id="-1">
     <w:p>
       <w:pPr>
@@ -6674,7 +7974,7 @@
 </file>
 
 <file path=word/header1.xml><?xml version="1.0" encoding="utf-8"?>
-<w:hdr xmlns:wpc="http://schemas.microsoft.com/office/word/2010/wordprocessingCanvas" xmlns:cx="http://schemas.microsoft.com/office/drawing/2014/chartex" xmlns:cx1="http://schemas.microsoft.com/office/drawing/2015/9/8/chartex" xmlns:cx2="http://schemas.microsoft.com/office/drawing/2015/10/21/chartex" xmlns:cx3="http://schemas.microsoft.com/office/drawing/2016/5/9/chartex" xmlns:cx4="http://schemas.microsoft.com/office/drawing/2016/5/10/chartex" xmlns:cx5="http://schemas.microsoft.com/office/drawing/2016/5/11/chartex" xmlns:cx6="http://schemas.microsoft.com/office/drawing/2016/5/12/chartex" xmlns:cx7="http://schemas.microsoft.com/office/drawing/2016/5/13/chartex" xmlns:cx8="http://schemas.microsoft.com/office/drawing/2016/5/14/chartex" xmlns:mc="http://schemas.openxmlformats.org/markup-compatibility/2006" xmlns:aink="http://schemas.microsoft.com/office/drawing/2016/ink" xmlns:am3d="http://schemas.microsoft.com/office/drawing/2017/model3d" xmlns:o="urn:schemas-microsoft-com:office:office" xmlns:oel="http://schemas.microsoft.com/office/2019/extlst" xmlns:r="http://schemas.openxmlformats.org/officeDocument/2006/relationships" xmlns:m="http://schemas.openxmlformats.org/officeDocument/2006/math" xmlns:v="urn:schemas-microsoft-com:vml" xmlns:wp14="http://schemas.microsoft.com/office/word/2010/wordprocessingDrawing" xmlns:wp="http://schemas.openxmlformats.org/drawingml/2006/wordprocessingDrawing" xmlns:w10="urn:schemas-microsoft-com:office:word" xmlns:w="http://schemas.openxmlformats.org/wordprocessingml/2006/main" xmlns:w14="http://schemas.microsoft.com/office/word/2010/wordml" xmlns:w15="http://schemas.microsoft.com/office/word/2012/wordml" xmlns:w16cex="http://schemas.microsoft.com/office/word/2018/wordml/cex" xmlns:w16cid="http://schemas.microsoft.com/office/word/2016/wordml/cid" xmlns:w16="http://schemas.microsoft.com/office/word/2018/wordml" xmlns:w16du="http://schemas.microsoft.com/office/word/2023/wordml/word16du" xmlns:w16sdtdh="http://schemas.microsoft.com/office/word/2020/wordml/sdtdatahash" xmlns:w16sdtfl="http://schemas.microsoft.com/office/word/2024/wordml/sdtformatlock" xmlns:w16se="http://schemas.microsoft.com/office/word/2015/wordml/symex" xmlns:wpg="http://schemas.microsoft.com/office/word/2010/wordprocessingGroup" xmlns:wpi="http://schemas.microsoft.com/office/word/2010/wordprocessingInk" xmlns:wne="http://schemas.microsoft.com/office/word/2006/wordml" xmlns:wps="http://schemas.microsoft.com/office/word/2010/wordprocessingShape" mc:Ignorable="w14 w15 w16se w16cid w16 w16cex w16sdtdh w16sdtfl w16du wp14">
+<w:hdr xmlns:wpc="http://schemas.microsoft.com/office/word/2010/wordprocessingCanvas" xmlns:cx="http://schemas.microsoft.com/office/drawing/2014/chartex" xmlns:cx1="http://schemas.microsoft.com/office/drawing/2015/9/8/chartex" xmlns:cx2="http://schemas.microsoft.com/office/drawing/2015/10/21/chartex" xmlns:cx3="http://schemas.microsoft.com/office/drawing/2016/5/9/chartex" xmlns:cx4="http://schemas.microsoft.com/office/drawing/2016/5/10/chartex" xmlns:cx5="http://schemas.microsoft.com/office/drawing/2016/5/11/chartex" xmlns:cx6="http://schemas.microsoft.com/office/drawing/2016/5/12/chartex" xmlns:cx7="http://schemas.microsoft.com/office/drawing/2016/5/13/chartex" xmlns:cx8="http://schemas.microsoft.com/office/drawing/2016/5/14/chartex" xmlns:mc="http://schemas.openxmlformats.org/markup-compatibility/2006" xmlns:m="http://schemas.openxmlformats.org/officeDocument/2006/math" xmlns:aink="http://schemas.microsoft.com/office/drawing/2016/ink" xmlns:am3d="http://schemas.microsoft.com/office/drawing/2017/model3d" xmlns:oel="http://schemas.microsoft.com/office/2019/extlst" xmlns:r="http://schemas.openxmlformats.org/officeDocument/2006/relationships" xmlns:wp14="http://schemas.microsoft.com/office/word/2010/wordprocessingDrawing" xmlns:wp="http://schemas.openxmlformats.org/drawingml/2006/wordprocessingDrawing" xmlns:wpg="http://schemas.microsoft.com/office/word/2010/wordprocessingGroup" xmlns:wpi="http://schemas.microsoft.com/office/word/2010/wordprocessingInk" xmlns:wps="http://schemas.microsoft.com/office/word/2010/wordprocessingShape" xmlns:o="urn:schemas-microsoft-com:office:office" xmlns:v="urn:schemas-microsoft-com:vml" xmlns:w10="urn:schemas-microsoft-com:office:word" xmlns:w="http://schemas.openxmlformats.org/wordprocessingml/2006/main" xmlns:w14="http://schemas.microsoft.com/office/word/2010/wordml" xmlns:w15="http://schemas.microsoft.com/office/word/2012/wordml" xmlns:w16cex="http://schemas.microsoft.com/office/word/2018/wordml/cex" xmlns:w16cid="http://schemas.microsoft.com/office/word/2016/wordml/cid" xmlns:w16="http://schemas.microsoft.com/office/word/2018/wordml" xmlns:w16sdtdh="http://schemas.microsoft.com/office/word/2020/wordml/sdtdatahash" xmlns:w16sdtfl="http://schemas.microsoft.com/office/word/2024/wordml/sdtformatlock" xmlns:w16se="http://schemas.microsoft.com/office/word/2015/wordml/symex" xmlns:w16du="http://schemas.microsoft.com/office/word/2023/wordml/word16du" xmlns:wne="http://schemas.microsoft.com/office/word/2006/wordml" mc:Ignorable="w14 w15 w16se w16cid w16 w16cex w16sdtdh w16sdtfl w16du wp14">
   <w:p>
     <w:pPr>
       <w:pStyle w:val="Header"/>
@@ -6693,7 +7993,7 @@
 </file>
 
 <file path=word/numbering.xml><?xml version="1.0" encoding="utf-8"?>
-<w:numbering xmlns:wpc="http://schemas.microsoft.com/office/word/2010/wordprocessingCanvas" xmlns:cx="http://schemas.microsoft.com/office/drawing/2014/chartex" xmlns:cx1="http://schemas.microsoft.com/office/drawing/2015/9/8/chartex" xmlns:cx2="http://schemas.microsoft.com/office/drawing/2015/10/21/chartex" xmlns:cx3="http://schemas.microsoft.com/office/drawing/2016/5/9/chartex" xmlns:cx4="http://schemas.microsoft.com/office/drawing/2016/5/10/chartex" xmlns:cx5="http://schemas.microsoft.com/office/drawing/2016/5/11/chartex" xmlns:cx6="http://schemas.microsoft.com/office/drawing/2016/5/12/chartex" xmlns:cx7="http://schemas.microsoft.com/office/drawing/2016/5/13/chartex" xmlns:cx8="http://schemas.microsoft.com/office/drawing/2016/5/14/chartex" xmlns:mc="http://schemas.openxmlformats.org/markup-compatibility/2006" xmlns:aink="http://schemas.microsoft.com/office/drawing/2016/ink" xmlns:am3d="http://schemas.microsoft.com/office/drawing/2017/model3d" xmlns:o="urn:schemas-microsoft-com:office:office" xmlns:oel="http://schemas.microsoft.com/office/2019/extlst" xmlns:r="http://schemas.openxmlformats.org/officeDocument/2006/relationships" xmlns:m="http://schemas.openxmlformats.org/officeDocument/2006/math" xmlns:v="urn:schemas-microsoft-com:vml" xmlns:wp14="http://schemas.microsoft.com/office/word/2010/wordprocessingDrawing" xmlns:wp="http://schemas.openxmlformats.org/drawingml/2006/wordprocessingDrawing" xmlns:w10="urn:schemas-microsoft-com:office:word" xmlns:w="http://schemas.openxmlformats.org/wordprocessingml/2006/main" xmlns:w14="http://schemas.microsoft.com/office/word/2010/wordml" xmlns:w15="http://schemas.microsoft.com/office/word/2012/wordml" xmlns:w16cex="http://schemas.microsoft.com/office/word/2018/wordml/cex" xmlns:w16cid="http://schemas.microsoft.com/office/word/2016/wordml/cid" xmlns:w16="http://schemas.microsoft.com/office/word/2018/wordml" xmlns:w16du="http://schemas.microsoft.com/office/word/2023/wordml/word16du" xmlns:w16sdtdh="http://schemas.microsoft.com/office/word/2020/wordml/sdtdatahash" xmlns:w16sdtfl="http://schemas.microsoft.com/office/word/2024/wordml/sdtformatlock" xmlns:w16se="http://schemas.microsoft.com/office/word/2015/wordml/symex" xmlns:wpg="http://schemas.microsoft.com/office/word/2010/wordprocessingGroup" xmlns:wpi="http://schemas.microsoft.com/office/word/2010/wordprocessingInk" xmlns:wne="http://schemas.microsoft.com/office/word/2006/wordml" xmlns:wps="http://schemas.microsoft.com/office/word/2010/wordprocessingShape" mc:Ignorable="w14 w15 w16se w16cid w16 w16cex w16sdtdh w16sdtfl w16du wp14">
+<w:numbering xmlns:wpc="http://schemas.microsoft.com/office/word/2010/wordprocessingCanvas" xmlns:cx="http://schemas.microsoft.com/office/drawing/2014/chartex" xmlns:cx1="http://schemas.microsoft.com/office/drawing/2015/9/8/chartex" xmlns:cx2="http://schemas.microsoft.com/office/drawing/2015/10/21/chartex" xmlns:cx3="http://schemas.microsoft.com/office/drawing/2016/5/9/chartex" xmlns:cx4="http://schemas.microsoft.com/office/drawing/2016/5/10/chartex" xmlns:cx5="http://schemas.microsoft.com/office/drawing/2016/5/11/chartex" xmlns:cx6="http://schemas.microsoft.com/office/drawing/2016/5/12/chartex" xmlns:cx7="http://schemas.microsoft.com/office/drawing/2016/5/13/chartex" xmlns:cx8="http://schemas.microsoft.com/office/drawing/2016/5/14/chartex" xmlns:mc="http://schemas.openxmlformats.org/markup-compatibility/2006" xmlns:m="http://schemas.openxmlformats.org/officeDocument/2006/math" xmlns:aink="http://schemas.microsoft.com/office/drawing/2016/ink" xmlns:am3d="http://schemas.microsoft.com/office/drawing/2017/model3d" xmlns:oel="http://schemas.microsoft.com/office/2019/extlst" xmlns:r="http://schemas.openxmlformats.org/officeDocument/2006/relationships" xmlns:wp14="http://schemas.microsoft.com/office/word/2010/wordprocessingDrawing" xmlns:wp="http://schemas.openxmlformats.org/drawingml/2006/wordprocessingDrawing" xmlns:wpg="http://schemas.microsoft.com/office/word/2010/wordprocessingGroup" xmlns:wpi="http://schemas.microsoft.com/office/word/2010/wordprocessingInk" xmlns:wps="http://schemas.microsoft.com/office/word/2010/wordprocessingShape" xmlns:o="urn:schemas-microsoft-com:office:office" xmlns:v="urn:schemas-microsoft-com:vml" xmlns:w10="urn:schemas-microsoft-com:office:word" xmlns:w="http://schemas.openxmlformats.org/wordprocessingml/2006/main" xmlns:w14="http://schemas.microsoft.com/office/word/2010/wordml" xmlns:w15="http://schemas.microsoft.com/office/word/2012/wordml" xmlns:w16cex="http://schemas.microsoft.com/office/word/2018/wordml/cex" xmlns:w16cid="http://schemas.microsoft.com/office/word/2016/wordml/cid" xmlns:w16="http://schemas.microsoft.com/office/word/2018/wordml" xmlns:w16sdtdh="http://schemas.microsoft.com/office/word/2020/wordml/sdtdatahash" xmlns:w16sdtfl="http://schemas.microsoft.com/office/word/2024/wordml/sdtformatlock" xmlns:w16se="http://schemas.microsoft.com/office/word/2015/wordml/symex" xmlns:w16du="http://schemas.microsoft.com/office/word/2023/wordml/word16du" xmlns:wne="http://schemas.microsoft.com/office/word/2006/wordml" mc:Ignorable="w14 w15 w16se w16cid w16 w16cex w16sdtdh w16sdtfl w16du wp14">
   <w:abstractNum w:abstractNumId="0" w15:restartNumberingAfterBreak="0">
     <w:nsid w:val="FFFFFF7C"/>
     <w:multiLevelType w:val="singleLevel"/>
@@ -6865,38 +8165,38 @@
       </w:rPr>
     </w:lvl>
   </w:abstractNum>
-  <w:num w:numId="1" w16cid:durableId="1777409439">
+  <w:num w:numId="1" w16cid:durableId="834757935">
     <w:abstractNumId w:val="8"/>
   </w:num>
-  <w:num w:numId="2" w16cid:durableId="947276720">
+  <w:num w:numId="2" w16cid:durableId="1884445152">
     <w:abstractNumId w:val="6"/>
   </w:num>
-  <w:num w:numId="3" w16cid:durableId="729109179">
+  <w:num w:numId="3" w16cid:durableId="1082605941">
     <w:abstractNumId w:val="5"/>
   </w:num>
-  <w:num w:numId="4" w16cid:durableId="236670944">
+  <w:num w:numId="4" w16cid:durableId="945163366">
     <w:abstractNumId w:val="4"/>
   </w:num>
-  <w:num w:numId="5" w16cid:durableId="1560439957">
+  <w:num w:numId="5" w16cid:durableId="1240096775">
     <w:abstractNumId w:val="7"/>
   </w:num>
-  <w:num w:numId="6" w16cid:durableId="1396976031">
+  <w:num w:numId="6" w16cid:durableId="642658444">
     <w:abstractNumId w:val="3"/>
   </w:num>
-  <w:num w:numId="7" w16cid:durableId="1725518225">
+  <w:num w:numId="7" w16cid:durableId="568543889">
     <w:abstractNumId w:val="2"/>
   </w:num>
-  <w:num w:numId="8" w16cid:durableId="1178420852">
+  <w:num w:numId="8" w16cid:durableId="1503668866">
     <w:abstractNumId w:val="1"/>
   </w:num>
-  <w:num w:numId="9" w16cid:durableId="753555405">
+  <w:num w:numId="9" w16cid:durableId="1955552146">
     <w:abstractNumId w:val="0"/>
   </w:num>
 </w:numbering>
 </file>
 
 <file path=word/styles.xml><?xml version="1.0" encoding="utf-8"?>
-<w:styles xmlns:mc="http://schemas.openxmlformats.org/markup-compatibility/2006" xmlns:r="http://schemas.openxmlformats.org/officeDocument/2006/relationships" xmlns:w="http://schemas.openxmlformats.org/wordprocessingml/2006/main" xmlns:w14="http://schemas.microsoft.com/office/word/2010/wordml" xmlns:w15="http://schemas.microsoft.com/office/word/2012/wordml" xmlns:w16cex="http://schemas.microsoft.com/office/word/2018/wordml/cex" xmlns:w16cid="http://schemas.microsoft.com/office/word/2016/wordml/cid" xmlns:w16="http://schemas.microsoft.com/office/word/2018/wordml" xmlns:w16du="http://schemas.microsoft.com/office/word/2023/wordml/word16du" xmlns:w16sdtdh="http://schemas.microsoft.com/office/word/2020/wordml/sdtdatahash" xmlns:w16sdtfl="http://schemas.microsoft.com/office/word/2024/wordml/sdtformatlock" xmlns:w16se="http://schemas.microsoft.com/office/word/2015/wordml/symex" mc:Ignorable="w14 w15 w16se w16cid w16 w16cex w16sdtdh w16sdtfl w16du">
+<w:styles xmlns:mc="http://schemas.openxmlformats.org/markup-compatibility/2006" xmlns:r="http://schemas.openxmlformats.org/officeDocument/2006/relationships" xmlns:w="http://schemas.openxmlformats.org/wordprocessingml/2006/main" xmlns:w14="http://schemas.microsoft.com/office/word/2010/wordml" xmlns:w15="http://schemas.microsoft.com/office/word/2012/wordml" xmlns:w16cex="http://schemas.microsoft.com/office/word/2018/wordml/cex" xmlns:w16cid="http://schemas.microsoft.com/office/word/2016/wordml/cid" xmlns:w16="http://schemas.microsoft.com/office/word/2018/wordml" xmlns:w16sdtdh="http://schemas.microsoft.com/office/word/2020/wordml/sdtdatahash" xmlns:w16sdtfl="http://schemas.microsoft.com/office/word/2024/wordml/sdtformatlock" xmlns:w16se="http://schemas.microsoft.com/office/word/2015/wordml/symex" xmlns:w16du="http://schemas.microsoft.com/office/word/2023/wordml/word16du" mc:Ignorable="w14 w15 w16se w16cid w16 w16cex w16sdtdh w16sdtfl w16du">
   <w:docDefaults>
     <w:rPrDefault>
       <w:rPr>
@@ -18284,7 +19584,7 @@
     <w:autoRedefine/>
     <w:uiPriority w:val="39"/>
     <w:unhideWhenUsed/>
-    <w:rsid w:val="00A638C8"/>
+    <w:rsid w:val="008247EB"/>
     <w:pPr>
       <w:spacing w:after="100"/>
     </w:pPr>
@@ -18296,7 +19596,7 @@
     <w:autoRedefine/>
     <w:uiPriority w:val="39"/>
     <w:unhideWhenUsed/>
-    <w:rsid w:val="00A638C8"/>
+    <w:rsid w:val="008247EB"/>
     <w:pPr>
       <w:spacing w:after="100"/>
       <w:ind w:left="200"/>
@@ -18307,7 +19607,7 @@
     <w:basedOn w:val="DefaultParagraphFont"/>
     <w:uiPriority w:val="99"/>
     <w:unhideWhenUsed/>
-    <w:rsid w:val="00A638C8"/>
+    <w:rsid w:val="008247EB"/>
     <w:rPr>
       <w:color w:val="0000FF" w:themeColor="hyperlink"/>
       <w:u w:val="single"/>
